--- a/lessons/3-7/downloads/reveal/3.7-session-1-practice-form-b.docx
+++ b/lessons/3-7/downloads/reveal/3.7-session-1-practice-form-b.docx
@@ -15,7 +15,7 @@
         <w:rPr>
           <w:rFonts w:ascii="Avenir Next" w:hAnsi="Avenir Next" w:cs="Avenir Next" w:eastAsia="Avenir Next"/>
           <w:color w:val="1A1A1A"/>
-          <w:sz w:val="20"/>
+          <w:sz w:val="22"/>
           <w:szCs w:val="20"/>
         </w:rPr>
         <w:t xml:space="preserve">Name</w:t>
@@ -33,7 +33,7 @@
         <w:rPr>
           <w:rFonts w:ascii="Avenir Next" w:hAnsi="Avenir Next" w:cs="Avenir Next" w:eastAsia="Avenir Next"/>
           <w:color w:val="1A1A1A"/>
-          <w:sz w:val="20"/>
+          <w:sz w:val="22"/>
           <w:szCs w:val="20"/>
         </w:rPr>
         <w:t xml:space="preserve">   Date</w:t>
@@ -51,7 +51,7 @@
         <w:rPr>
           <w:rFonts w:ascii="Avenir Next" w:hAnsi="Avenir Next" w:cs="Avenir Next" w:eastAsia="Avenir Next"/>
           <w:color w:val="1A1A1A"/>
-          <w:sz w:val="20"/>
+          <w:sz w:val="22"/>
           <w:szCs w:val="20"/>
         </w:rPr>
         <w:t xml:space="preserve">   Period</w:t>
@@ -78,7 +78,7 @@
           <w:caps/>
           <w:color w:val="003A70"/>
           <w:spacing w:val="12"/>
-          <w:sz w:val="19"/>
+          <w:sz w:val="22"/>
           <w:szCs w:val="19"/>
         </w:rPr>
         <w:t xml:space="preserve">Lesson 3-7  ·  Session 1  ·  Practice  ·  Form B</w:t>
@@ -86,6 +86,7 @@
     </w:p>
     <w:p>
       <w:pPr>
+        <w:pStyle w:val="Heading1"/>
         <w:keepNext/>
         <w:spacing w:before="0" w:after="10" w:line="240" w:lineRule="auto"/>
       </w:pPr>
@@ -111,7 +112,7 @@
         <w:rPr>
           <w:rFonts w:ascii="Avenir Next" w:hAnsi="Avenir Next" w:cs="Avenir Next" w:eastAsia="Avenir Next"/>
           <w:color w:val="5A5F66"/>
-          <w:sz w:val="17"/>
+          <w:sz w:val="22"/>
           <w:szCs w:val="17"/>
         </w:rPr>
         <w:t xml:space="preserve">Learning target — I can convert a measurement between the customary and metric systems using a given rate.</w:t>
@@ -128,7 +129,7 @@
     </w:p>
     <w:p>
       <w:pPr>
-        <w:spacing w:before="0" w:after="0" w:line="60" w:lineRule="auto"/>
+        <w:spacing w:before="0" w:after="0" w:line="50" w:lineRule="exact"/>
       </w:pPr>
     </w:p>
     <w:tbl>
@@ -167,6 +168,7 @@
           </w:tcPr>
           <w:p>
             <w:pPr>
+              <w:pStyle w:val="Heading2"/>
               <w:spacing w:before="0" w:after="40" w:line="264" w:lineRule="auto"/>
             </w:pPr>
             <w:r>
@@ -194,63 +196,63 @@
                 <w:rFonts w:ascii="Avenir Next" w:hAnsi="Avenir Next" w:cs="Avenir Next" w:eastAsia="Avenir Next"/>
                 <w:b/>
                 <w:color w:val="003A70"/>
+                <w:sz w:val="22"/>
+                <w:szCs w:val="18"/>
+              </w:rPr>
+              <w:t xml:space="preserve">•</w:t>
+            </w:r>
+            <w:r>
+              <w:rPr>
+                <w:rFonts w:ascii="Avenir Next" w:hAnsi="Avenir Next" w:cs="Avenir Next" w:eastAsia="Avenir Next"/>
+                <w:color w:val="1A1A1A"/>
                 <w:sz w:val="18"/>
                 <w:szCs w:val="18"/>
               </w:rPr>
-              <w:t xml:space="preserve">•</w:t>
-            </w:r>
-            <w:r>
-              <w:rPr>
-                <w:rFonts w:ascii="Avenir Next" w:hAnsi="Avenir Next" w:cs="Avenir Next" w:eastAsia="Avenir Next"/>
-                <w:color w:val="1A1A1A"/>
-                <w:sz w:val="18"/>
+              <w:tab/>
+            </w:r>
+            <w:r>
+              <w:rPr>
+                <w:rFonts w:ascii="Avenir Next" w:hAnsi="Avenir Next" w:cs="Avenir Next" w:eastAsia="Avenir Next"/>
+                <w:color w:val="1A1A1A"/>
+                <w:sz w:val="22"/>
                 <w:szCs w:val="18"/>
               </w:rPr>
-              <w:tab/>
-            </w:r>
-            <w:r>
-              <w:rPr>
-                <w:rFonts w:ascii="Avenir Next" w:hAnsi="Avenir Next" w:cs="Avenir Next" w:eastAsia="Avenir Next"/>
-                <w:color w:val="1A1A1A"/>
-                <w:sz w:val="18"/>
+              <w:t xml:space="preserve">Use the fact the problem gives. </w:t>
+            </w:r>
+            <w:r>
+              <w:rPr>
+                <w:rFonts w:ascii="Avenir Next" w:hAnsi="Avenir Next" w:cs="Avenir Next" w:eastAsia="Avenir Next"/>
+                <w:b/>
+                <w:color w:val="1A1A1A"/>
+                <w:sz w:val="22"/>
                 <w:szCs w:val="18"/>
               </w:rPr>
-              <w:t xml:space="preserve">Use the fact the problem gives. </w:t>
-            </w:r>
-            <w:r>
-              <w:rPr>
-                <w:rFonts w:ascii="Avenir Next" w:hAnsi="Avenir Next" w:cs="Avenir Next" w:eastAsia="Avenir Next"/>
-                <w:b/>
-                <w:color w:val="1A1A1A"/>
-                <w:sz w:val="18"/>
+              <w:t xml:space="preserve">≈</w:t>
+            </w:r>
+            <w:r>
+              <w:rPr>
+                <w:rFonts w:ascii="Avenir Next" w:hAnsi="Avenir Next" w:cs="Avenir Next" w:eastAsia="Avenir Next"/>
+                <w:color w:val="1A1A1A"/>
+                <w:sz w:val="22"/>
                 <w:szCs w:val="18"/>
               </w:rPr>
-              <w:t xml:space="preserve">≈</w:t>
-            </w:r>
-            <w:r>
-              <w:rPr>
-                <w:rFonts w:ascii="Avenir Next" w:hAnsi="Avenir Next" w:cs="Avenir Next" w:eastAsia="Avenir Next"/>
-                <w:color w:val="1A1A1A"/>
-                <w:sz w:val="18"/>
+              <w:t xml:space="preserve"> means “about equal to,” so answers are </w:t>
+            </w:r>
+            <w:r>
+              <w:rPr>
+                <w:rFonts w:ascii="Avenir Next" w:hAnsi="Avenir Next" w:cs="Avenir Next" w:eastAsia="Avenir Next"/>
+                <w:b/>
+                <w:color w:val="1A1A1A"/>
+                <w:sz w:val="22"/>
                 <w:szCs w:val="18"/>
               </w:rPr>
-              <w:t xml:space="preserve"> means “about equal to,” so answers are </w:t>
-            </w:r>
-            <w:r>
-              <w:rPr>
-                <w:rFonts w:ascii="Avenir Next" w:hAnsi="Avenir Next" w:cs="Avenir Next" w:eastAsia="Avenir Next"/>
-                <w:b/>
-                <w:color w:val="1A1A1A"/>
-                <w:sz w:val="18"/>
-                <w:szCs w:val="18"/>
-              </w:rPr>
               <w:t xml:space="preserve">estimates</w:t>
             </w:r>
             <w:r>
               <w:rPr>
                 <w:rFonts w:ascii="Avenir Next" w:hAnsi="Avenir Next" w:cs="Avenir Next" w:eastAsia="Avenir Next"/>
                 <w:color w:val="1A1A1A"/>
-                <w:sz w:val="18"/>
+                <w:sz w:val="22"/>
                 <w:szCs w:val="18"/>
               </w:rPr>
               <w:t xml:space="preserve">.</w:t>
@@ -269,63 +271,63 @@
                 <w:rFonts w:ascii="Avenir Next" w:hAnsi="Avenir Next" w:cs="Avenir Next" w:eastAsia="Avenir Next"/>
                 <w:b/>
                 <w:color w:val="003A70"/>
+                <w:sz w:val="22"/>
+                <w:szCs w:val="18"/>
+              </w:rPr>
+              <w:t xml:space="preserve">•</w:t>
+            </w:r>
+            <w:r>
+              <w:rPr>
+                <w:rFonts w:ascii="Avenir Next" w:hAnsi="Avenir Next" w:cs="Avenir Next" w:eastAsia="Avenir Next"/>
+                <w:color w:val="1A1A1A"/>
                 <w:sz w:val="18"/>
                 <w:szCs w:val="18"/>
               </w:rPr>
-              <w:t xml:space="preserve">•</w:t>
-            </w:r>
-            <w:r>
-              <w:rPr>
-                <w:rFonts w:ascii="Avenir Next" w:hAnsi="Avenir Next" w:cs="Avenir Next" w:eastAsia="Avenir Next"/>
-                <w:color w:val="1A1A1A"/>
-                <w:sz w:val="18"/>
+              <w:tab/>
+            </w:r>
+            <w:r>
+              <w:rPr>
+                <w:rFonts w:ascii="Avenir Next" w:hAnsi="Avenir Next" w:cs="Avenir Next" w:eastAsia="Avenir Next"/>
+                <w:color w:val="1A1A1A"/>
+                <w:sz w:val="22"/>
                 <w:szCs w:val="18"/>
               </w:rPr>
-              <w:tab/>
-            </w:r>
-            <w:r>
-              <w:rPr>
-                <w:rFonts w:ascii="Avenir Next" w:hAnsi="Avenir Next" w:cs="Avenir Next" w:eastAsia="Avenir Next"/>
-                <w:color w:val="1A1A1A"/>
-                <w:sz w:val="18"/>
+              <w:t xml:space="preserve">With 1 kg ≈ 2.2 lb: kg to lb, </w:t>
+            </w:r>
+            <w:r>
+              <w:rPr>
+                <w:rFonts w:ascii="Avenir Next" w:hAnsi="Avenir Next" w:cs="Avenir Next" w:eastAsia="Avenir Next"/>
+                <w:b/>
+                <w:color w:val="1A1A1A"/>
+                <w:sz w:val="22"/>
                 <w:szCs w:val="18"/>
               </w:rPr>
-              <w:t xml:space="preserve">With 1 kg ≈ 2.2 lb: kg to lb, </w:t>
-            </w:r>
-            <w:r>
-              <w:rPr>
-                <w:rFonts w:ascii="Avenir Next" w:hAnsi="Avenir Next" w:cs="Avenir Next" w:eastAsia="Avenir Next"/>
-                <w:b/>
-                <w:color w:val="1A1A1A"/>
-                <w:sz w:val="18"/>
+              <w:t xml:space="preserve">multiply</w:t>
+            </w:r>
+            <w:r>
+              <w:rPr>
+                <w:rFonts w:ascii="Avenir Next" w:hAnsi="Avenir Next" w:cs="Avenir Next" w:eastAsia="Avenir Next"/>
+                <w:color w:val="1A1A1A"/>
+                <w:sz w:val="22"/>
                 <w:szCs w:val="18"/>
               </w:rPr>
-              <w:t xml:space="preserve">multiply</w:t>
-            </w:r>
-            <w:r>
-              <w:rPr>
-                <w:rFonts w:ascii="Avenir Next" w:hAnsi="Avenir Next" w:cs="Avenir Next" w:eastAsia="Avenir Next"/>
-                <w:color w:val="1A1A1A"/>
-                <w:sz w:val="18"/>
+              <w:t xml:space="preserve"> (10 × 2.2 = 22 lb). Lb to kg, </w:t>
+            </w:r>
+            <w:r>
+              <w:rPr>
+                <w:rFonts w:ascii="Avenir Next" w:hAnsi="Avenir Next" w:cs="Avenir Next" w:eastAsia="Avenir Next"/>
+                <w:b/>
+                <w:color w:val="1A1A1A"/>
+                <w:sz w:val="22"/>
                 <w:szCs w:val="18"/>
               </w:rPr>
-              <w:t xml:space="preserve"> (10 × 2.2 = 22 lb). Lb to kg, </w:t>
-            </w:r>
-            <w:r>
-              <w:rPr>
-                <w:rFonts w:ascii="Avenir Next" w:hAnsi="Avenir Next" w:cs="Avenir Next" w:eastAsia="Avenir Next"/>
-                <w:b/>
-                <w:color w:val="1A1A1A"/>
-                <w:sz w:val="18"/>
-                <w:szCs w:val="18"/>
-              </w:rPr>
               <w:t xml:space="preserve">divide</w:t>
             </w:r>
             <w:r>
               <w:rPr>
                 <w:rFonts w:ascii="Avenir Next" w:hAnsi="Avenir Next" w:cs="Avenir Next" w:eastAsia="Avenir Next"/>
                 <w:color w:val="1A1A1A"/>
-                <w:sz w:val="18"/>
+                <w:sz w:val="22"/>
                 <w:szCs w:val="18"/>
               </w:rPr>
               <w:t xml:space="preserve">.</w:t>
@@ -344,44 +346,44 @@
                 <w:rFonts w:ascii="Avenir Next" w:hAnsi="Avenir Next" w:cs="Avenir Next" w:eastAsia="Avenir Next"/>
                 <w:b/>
                 <w:color w:val="003A70"/>
+                <w:sz w:val="22"/>
+                <w:szCs w:val="18"/>
+              </w:rPr>
+              <w:t xml:space="preserve">•</w:t>
+            </w:r>
+            <w:r>
+              <w:rPr>
+                <w:rFonts w:ascii="Avenir Next" w:hAnsi="Avenir Next" w:cs="Avenir Next" w:eastAsia="Avenir Next"/>
+                <w:color w:val="1A1A1A"/>
                 <w:sz w:val="18"/>
                 <w:szCs w:val="18"/>
               </w:rPr>
-              <w:t xml:space="preserve">•</w:t>
-            </w:r>
-            <w:r>
-              <w:rPr>
-                <w:rFonts w:ascii="Avenir Next" w:hAnsi="Avenir Next" w:cs="Avenir Next" w:eastAsia="Avenir Next"/>
-                <w:color w:val="1A1A1A"/>
-                <w:sz w:val="18"/>
+              <w:tab/>
+            </w:r>
+            <w:r>
+              <w:rPr>
+                <w:rFonts w:ascii="Avenir Next" w:hAnsi="Avenir Next" w:cs="Avenir Next" w:eastAsia="Avenir Next"/>
+                <w:color w:val="1A1A1A"/>
+                <w:sz w:val="22"/>
                 <w:szCs w:val="18"/>
               </w:rPr>
-              <w:tab/>
-            </w:r>
-            <w:r>
-              <w:rPr>
-                <w:rFonts w:ascii="Avenir Next" w:hAnsi="Avenir Next" w:cs="Avenir Next" w:eastAsia="Avenir Next"/>
-                <w:color w:val="1A1A1A"/>
-                <w:sz w:val="18"/>
+              <w:t xml:space="preserve">Before you compare two amounts, put both in the </w:t>
+            </w:r>
+            <w:r>
+              <w:rPr>
+                <w:rFonts w:ascii="Avenir Next" w:hAnsi="Avenir Next" w:cs="Avenir Next" w:eastAsia="Avenir Next"/>
+                <w:b/>
+                <w:color w:val="1A1A1A"/>
+                <w:sz w:val="22"/>
                 <w:szCs w:val="18"/>
               </w:rPr>
-              <w:t xml:space="preserve">Before you compare two amounts, put both in the </w:t>
-            </w:r>
-            <w:r>
-              <w:rPr>
-                <w:rFonts w:ascii="Avenir Next" w:hAnsi="Avenir Next" w:cs="Avenir Next" w:eastAsia="Avenir Next"/>
-                <w:b/>
-                <w:color w:val="1A1A1A"/>
-                <w:sz w:val="18"/>
-                <w:szCs w:val="18"/>
-              </w:rPr>
               <w:t xml:space="preserve">same unit</w:t>
             </w:r>
             <w:r>
               <w:rPr>
                 <w:rFonts w:ascii="Avenir Next" w:hAnsi="Avenir Next" w:cs="Avenir Next" w:eastAsia="Avenir Next"/>
                 <w:color w:val="1A1A1A"/>
-                <w:sz w:val="18"/>
+                <w:sz w:val="22"/>
                 <w:szCs w:val="18"/>
               </w:rPr>
               <w:t xml:space="preserve">.</w:t>
@@ -396,6 +398,7 @@
           </w:tcPr>
           <w:p>
             <w:pPr>
+              <w:pStyle w:val="Heading2"/>
               <w:spacing w:before="0" w:after="40" w:line="264" w:lineRule="auto"/>
             </w:pPr>
             <w:r>
@@ -418,7 +421,7 @@
               <w:rPr>
                 <w:rFonts w:ascii="Avenir Next" w:hAnsi="Avenir Next" w:cs="Avenir Next" w:eastAsia="Avenir Next"/>
                 <w:color w:val="1A1A1A"/>
-                <w:sz w:val="17"/>
+                <w:sz w:val="22"/>
                 <w:szCs w:val="17"/>
               </w:rPr>
               <w:t xml:space="preserve">A bag weighs 44 pounds. About how many kilograms? (1 kg ≈ 2.2 lb)</w:t>
@@ -437,25 +440,25 @@
                 <w:rFonts w:ascii="Avenir Next" w:hAnsi="Avenir Next" w:cs="Avenir Next" w:eastAsia="Avenir Next"/>
                 <w:b/>
                 <w:color w:val="003A70"/>
+                <w:sz w:val="22"/>
+                <w:szCs w:val="17"/>
+              </w:rPr>
+              <w:t xml:space="preserve">Step 1</w:t>
+            </w:r>
+            <w:r>
+              <w:rPr>
+                <w:rFonts w:ascii="Avenir Next" w:hAnsi="Avenir Next" w:cs="Avenir Next" w:eastAsia="Avenir Next"/>
+                <w:color w:val="1A1A1A"/>
                 <w:sz w:val="17"/>
                 <w:szCs w:val="17"/>
               </w:rPr>
-              <w:t xml:space="preserve">Step 1</w:t>
-            </w:r>
-            <w:r>
-              <w:rPr>
-                <w:rFonts w:ascii="Avenir Next" w:hAnsi="Avenir Next" w:cs="Avenir Next" w:eastAsia="Avenir Next"/>
-                <w:color w:val="1A1A1A"/>
-                <w:sz w:val="17"/>
-                <w:szCs w:val="17"/>
-              </w:rPr>
               <w:tab/>
             </w:r>
             <w:r>
               <w:rPr>
                 <w:rFonts w:ascii="Avenir Next" w:hAnsi="Avenir Next" w:cs="Avenir Next" w:eastAsia="Avenir Next"/>
                 <w:color w:val="1A1A1A"/>
-                <w:sz w:val="17"/>
+                <w:sz w:val="22"/>
                 <w:szCs w:val="17"/>
               </w:rPr>
               <w:t xml:space="preserve">A kilogram is heavier, so the number gets smaller: divide.</w:t>
@@ -474,25 +477,25 @@
                 <w:rFonts w:ascii="Avenir Next" w:hAnsi="Avenir Next" w:cs="Avenir Next" w:eastAsia="Avenir Next"/>
                 <w:b/>
                 <w:color w:val="003A70"/>
+                <w:sz w:val="22"/>
+                <w:szCs w:val="17"/>
+              </w:rPr>
+              <w:t xml:space="preserve">Step 2</w:t>
+            </w:r>
+            <w:r>
+              <w:rPr>
+                <w:rFonts w:ascii="Avenir Next" w:hAnsi="Avenir Next" w:cs="Avenir Next" w:eastAsia="Avenir Next"/>
+                <w:color w:val="1A1A1A"/>
                 <w:sz w:val="17"/>
                 <w:szCs w:val="17"/>
               </w:rPr>
-              <w:t xml:space="preserve">Step 2</w:t>
-            </w:r>
-            <w:r>
-              <w:rPr>
-                <w:rFonts w:ascii="Avenir Next" w:hAnsi="Avenir Next" w:cs="Avenir Next" w:eastAsia="Avenir Next"/>
-                <w:color w:val="1A1A1A"/>
-                <w:sz w:val="17"/>
-                <w:szCs w:val="17"/>
-              </w:rPr>
               <w:tab/>
             </w:r>
             <w:r>
               <w:rPr>
                 <w:rFonts w:ascii="Avenir Next" w:hAnsi="Avenir Next" w:cs="Avenir Next" w:eastAsia="Avenir Next"/>
                 <w:color w:val="1A1A1A"/>
-                <w:sz w:val="17"/>
+                <w:sz w:val="22"/>
                 <w:szCs w:val="17"/>
               </w:rPr>
               <w:t xml:space="preserve">44 ÷ 2.2 = 20.</w:t>
@@ -511,25 +514,25 @@
                 <w:rFonts w:ascii="Avenir Next" w:hAnsi="Avenir Next" w:cs="Avenir Next" w:eastAsia="Avenir Next"/>
                 <w:b/>
                 <w:color w:val="003A70"/>
+                <w:sz w:val="22"/>
+                <w:szCs w:val="17"/>
+              </w:rPr>
+              <w:t xml:space="preserve">Step 3</w:t>
+            </w:r>
+            <w:r>
+              <w:rPr>
+                <w:rFonts w:ascii="Avenir Next" w:hAnsi="Avenir Next" w:cs="Avenir Next" w:eastAsia="Avenir Next"/>
+                <w:color w:val="1A1A1A"/>
                 <w:sz w:val="17"/>
                 <w:szCs w:val="17"/>
               </w:rPr>
-              <w:t xml:space="preserve">Step 3</w:t>
-            </w:r>
-            <w:r>
-              <w:rPr>
-                <w:rFonts w:ascii="Avenir Next" w:hAnsi="Avenir Next" w:cs="Avenir Next" w:eastAsia="Avenir Next"/>
-                <w:color w:val="1A1A1A"/>
-                <w:sz w:val="17"/>
-                <w:szCs w:val="17"/>
-              </w:rPr>
               <w:tab/>
             </w:r>
             <w:r>
               <w:rPr>
                 <w:rFonts w:ascii="Avenir Next" w:hAnsi="Avenir Next" w:cs="Avenir Next" w:eastAsia="Avenir Next"/>
                 <w:color w:val="1A1A1A"/>
-                <w:sz w:val="17"/>
+                <w:sz w:val="22"/>
                 <w:szCs w:val="17"/>
               </w:rPr>
               <w:t xml:space="preserve">Check: 20 × 2.2 = 44.</w:t>
@@ -548,18 +551,18 @@
                 <w:rFonts w:ascii="Avenir Next" w:hAnsi="Avenir Next" w:cs="Avenir Next" w:eastAsia="Avenir Next"/>
                 <w:b/>
                 <w:color w:val="1A1A1A"/>
+                <w:sz w:val="22"/>
+                <w:szCs w:val="17"/>
+              </w:rPr>
+              <w:t xml:space="preserve">Answer</w:t>
+            </w:r>
+            <w:r>
+              <w:rPr>
+                <w:rFonts w:ascii="Avenir Next" w:hAnsi="Avenir Next" w:cs="Avenir Next" w:eastAsia="Avenir Next"/>
+                <w:color w:val="1A1A1A"/>
                 <w:sz w:val="17"/>
                 <w:szCs w:val="17"/>
               </w:rPr>
-              <w:t xml:space="preserve">Answer</w:t>
-            </w:r>
-            <w:r>
-              <w:rPr>
-                <w:rFonts w:ascii="Avenir Next" w:hAnsi="Avenir Next" w:cs="Avenir Next" w:eastAsia="Avenir Next"/>
-                <w:color w:val="1A1A1A"/>
-                <w:sz w:val="17"/>
-                <w:szCs w:val="17"/>
-              </w:rPr>
               <w:tab/>
             </w:r>
             <w:r>
@@ -567,7 +570,7 @@
                 <w:rFonts w:ascii="Avenir Next" w:hAnsi="Avenir Next" w:cs="Avenir Next" w:eastAsia="Avenir Next"/>
                 <w:b/>
                 <w:color w:val="1A1A1A"/>
-                <w:sz w:val="17"/>
+                <w:sz w:val="22"/>
                 <w:szCs w:val="17"/>
               </w:rPr>
               <w:t xml:space="preserve">44 lb ≈ 20 kg</w:t>
@@ -596,7 +599,7 @@
           <w:rFonts w:ascii="Avenir Next" w:hAnsi="Avenir Next" w:cs="Avenir Next" w:eastAsia="Avenir Next"/>
           <w:b/>
           <w:color w:val="1A1A1A"/>
-          <w:sz w:val="17"/>
+          <w:sz w:val="22"/>
           <w:szCs w:val="17"/>
         </w:rPr>
         <w:t xml:space="preserve">conversion factor</w:t>
@@ -606,7 +609,7 @@
           <w:rFonts w:ascii="Avenir Next" w:hAnsi="Avenir Next" w:cs="Avenir Next" w:eastAsia="Avenir Next"/>
           <w:i/>
           <w:color w:val="5A5F66"/>
-          <w:sz w:val="17"/>
+          <w:sz w:val="22"/>
           <w:szCs w:val="17"/>
         </w:rPr>
         <w:t xml:space="preserve"> (factor de conversión)</w:t>
@@ -615,7 +618,7 @@
         <w:rPr>
           <w:rFonts w:ascii="Avenir Next" w:hAnsi="Avenir Next" w:cs="Avenir Next" w:eastAsia="Avenir Next"/>
           <w:color w:val="5A5F66"/>
-          <w:sz w:val="17"/>
+          <w:sz w:val="22"/>
           <w:szCs w:val="17"/>
         </w:rPr>
         <w:t xml:space="preserve">   ·   </w:t>
@@ -625,7 +628,7 @@
           <w:rFonts w:ascii="Avenir Next" w:hAnsi="Avenir Next" w:cs="Avenir Next" w:eastAsia="Avenir Next"/>
           <w:b/>
           <w:color w:val="1A1A1A"/>
-          <w:sz w:val="17"/>
+          <w:sz w:val="22"/>
           <w:szCs w:val="17"/>
         </w:rPr>
         <w:t xml:space="preserve">approximately (≈)</w:t>
@@ -635,7 +638,7 @@
           <w:rFonts w:ascii="Avenir Next" w:hAnsi="Avenir Next" w:cs="Avenir Next" w:eastAsia="Avenir Next"/>
           <w:i/>
           <w:color w:val="5A5F66"/>
-          <w:sz w:val="17"/>
+          <w:sz w:val="22"/>
           <w:szCs w:val="17"/>
         </w:rPr>
         <w:t xml:space="preserve"> (aproximadamente)</w:t>
@@ -644,7 +647,7 @@
         <w:rPr>
           <w:rFonts w:ascii="Avenir Next" w:hAnsi="Avenir Next" w:cs="Avenir Next" w:eastAsia="Avenir Next"/>
           <w:color w:val="5A5F66"/>
-          <w:sz w:val="17"/>
+          <w:sz w:val="22"/>
           <w:szCs w:val="17"/>
         </w:rPr>
         <w:t xml:space="preserve">   ·   </w:t>
@@ -654,7 +657,7 @@
           <w:rFonts w:ascii="Avenir Next" w:hAnsi="Avenir Next" w:cs="Avenir Next" w:eastAsia="Avenir Next"/>
           <w:b/>
           <w:color w:val="1A1A1A"/>
-          <w:sz w:val="17"/>
+          <w:sz w:val="22"/>
           <w:szCs w:val="17"/>
         </w:rPr>
         <w:t xml:space="preserve">reasonableness</w:t>
@@ -664,7 +667,7 @@
           <w:rFonts w:ascii="Avenir Next" w:hAnsi="Avenir Next" w:cs="Avenir Next" w:eastAsia="Avenir Next"/>
           <w:i/>
           <w:color w:val="5A5F66"/>
-          <w:sz w:val="17"/>
+          <w:sz w:val="22"/>
           <w:szCs w:val="17"/>
         </w:rPr>
         <w:t xml:space="preserve"> (razonabilidad)</w:t>
@@ -672,6 +675,7 @@
     </w:p>
     <w:p>
       <w:pPr>
+        <w:pStyle w:val="Heading2"/>
         <w:keepNext/>
         <w:pBdr>
           <w:bottom w:val="single" w:sz="8" w:space="3" w:color="003A70"/>
@@ -687,7 +691,7 @@
           <w:b/>
           <w:color w:val="003A70"/>
           <w:spacing w:val="14"/>
-          <w:sz w:val="19"/>
+          <w:sz w:val="22"/>
           <w:szCs w:val="19"/>
         </w:rPr>
         <w:t xml:space="preserve">PRACTICE</w:t>
@@ -706,7 +710,7 @@
           <w:rFonts w:ascii="Avenir Next" w:hAnsi="Avenir Next" w:cs="Avenir Next" w:eastAsia="Avenir Next"/>
           <w:i/>
           <w:color w:val="5A5F66"/>
-          <w:sz w:val="17"/>
+          <w:sz w:val="22"/>
           <w:szCs w:val="17"/>
         </w:rPr>
         <w:t xml:space="preserve">show your work · label units</w:t>
@@ -714,7 +718,7 @@
     </w:p>
     <w:p>
       <w:pPr>
-        <w:spacing w:before="0" w:after="0" w:line="20" w:lineRule="exact"/>
+        <w:spacing w:before="0" w:after="0" w:line="50" w:lineRule="exact"/>
       </w:pPr>
     </w:p>
     <w:tbl>
@@ -764,25 +768,25 @@
                 <w:rFonts w:ascii="Avenir Next" w:hAnsi="Avenir Next" w:cs="Avenir Next" w:eastAsia="Avenir Next"/>
                 <w:b/>
                 <w:color w:val="1A1A1A"/>
+                <w:sz w:val="22"/>
+                <w:szCs w:val="20"/>
+              </w:rPr>
+              <w:t xml:space="preserve">1.</w:t>
+            </w:r>
+            <w:r>
+              <w:rPr>
+                <w:rFonts w:ascii="Avenir Next" w:hAnsi="Avenir Next" w:cs="Avenir Next" w:eastAsia="Avenir Next"/>
+                <w:color w:val="1A1A1A"/>
                 <w:sz w:val="20"/>
                 <w:szCs w:val="20"/>
               </w:rPr>
-              <w:t xml:space="preserve">1.</w:t>
-            </w:r>
-            <w:r>
-              <w:rPr>
-                <w:rFonts w:ascii="Avenir Next" w:hAnsi="Avenir Next" w:cs="Avenir Next" w:eastAsia="Avenir Next"/>
-                <w:color w:val="1A1A1A"/>
-                <w:sz w:val="20"/>
-                <w:szCs w:val="20"/>
-              </w:rPr>
               <w:tab/>
             </w:r>
             <w:r>
               <w:rPr>
                 <w:rFonts w:ascii="Avenir Next" w:hAnsi="Avenir Next" w:cs="Avenir Next" w:eastAsia="Avenir Next"/>
                 <w:color w:val="1A1A1A"/>
-                <w:sz w:val="20"/>
+                <w:sz w:val="22"/>
                 <w:szCs w:val="20"/>
               </w:rPr>
               <w:t xml:space="preserve">Convert. (1 kg ≈ 2.2 lb, 1 m ≈ 3.28 ft, 1 in = 2.54 cm)</w:t>
@@ -837,7 +841,7 @@
                       <w:rFonts w:ascii="Avenir Next" w:hAnsi="Avenir Next" w:cs="Avenir Next" w:eastAsia="Avenir Next"/>
                       <w:b/>
                       <w:color w:val="003A70"/>
-                      <w:sz w:val="20"/>
+                      <w:sz w:val="22"/>
                       <w:szCs w:val="20"/>
                     </w:rPr>
                     <w:t xml:space="preserve">a.</w:t>
@@ -855,7 +859,7 @@
                     <w:rPr>
                       <w:rFonts w:ascii="Avenir Next" w:hAnsi="Avenir Next" w:cs="Avenir Next" w:eastAsia="Avenir Next"/>
                       <w:color w:val="1A1A1A"/>
-                      <w:sz w:val="20"/>
+                      <w:sz w:val="22"/>
                       <w:szCs w:val="20"/>
                     </w:rPr>
                     <w:t xml:space="preserve">15 kg ≈</w:t>
@@ -883,7 +887,7 @@
                     <w:rPr>
                       <w:rFonts w:ascii="Avenir Next" w:hAnsi="Avenir Next" w:cs="Avenir Next" w:eastAsia="Avenir Next"/>
                       <w:color w:val="1A1A1A"/>
-                      <w:sz w:val="20"/>
+                      <w:sz w:val="22"/>
                       <w:szCs w:val="20"/>
                     </w:rPr>
                     <w:t xml:space="preserve"> lb</w:t>
@@ -908,7 +912,7 @@
                       <w:rFonts w:ascii="Avenir Next" w:hAnsi="Avenir Next" w:cs="Avenir Next" w:eastAsia="Avenir Next"/>
                       <w:b/>
                       <w:color w:val="003A70"/>
-                      <w:sz w:val="20"/>
+                      <w:sz w:val="22"/>
                       <w:szCs w:val="20"/>
                     </w:rPr>
                     <w:t xml:space="preserve">b.</w:t>
@@ -926,7 +930,7 @@
                     <w:rPr>
                       <w:rFonts w:ascii="Avenir Next" w:hAnsi="Avenir Next" w:cs="Avenir Next" w:eastAsia="Avenir Next"/>
                       <w:color w:val="1A1A1A"/>
-                      <w:sz w:val="20"/>
+                      <w:sz w:val="22"/>
                       <w:szCs w:val="20"/>
                     </w:rPr>
                     <w:t xml:space="preserve">66 lb ≈</w:t>
@@ -954,7 +958,7 @@
                     <w:rPr>
                       <w:rFonts w:ascii="Avenir Next" w:hAnsi="Avenir Next" w:cs="Avenir Next" w:eastAsia="Avenir Next"/>
                       <w:color w:val="1A1A1A"/>
-                      <w:sz w:val="20"/>
+                      <w:sz w:val="22"/>
                       <w:szCs w:val="20"/>
                     </w:rPr>
                     <w:t xml:space="preserve"> kg</w:t>
@@ -985,7 +989,7 @@
                       <w:rFonts w:ascii="Avenir Next" w:hAnsi="Avenir Next" w:cs="Avenir Next" w:eastAsia="Avenir Next"/>
                       <w:b/>
                       <w:color w:val="003A70"/>
-                      <w:sz w:val="20"/>
+                      <w:sz w:val="22"/>
                       <w:szCs w:val="20"/>
                     </w:rPr>
                     <w:t xml:space="preserve">c.</w:t>
@@ -1003,7 +1007,7 @@
                     <w:rPr>
                       <w:rFonts w:ascii="Avenir Next" w:hAnsi="Avenir Next" w:cs="Avenir Next" w:eastAsia="Avenir Next"/>
                       <w:color w:val="1A1A1A"/>
-                      <w:sz w:val="20"/>
+                      <w:sz w:val="22"/>
                       <w:szCs w:val="20"/>
                     </w:rPr>
                     <w:t xml:space="preserve">4 m ≈</w:t>
@@ -1031,7 +1035,7 @@
                     <w:rPr>
                       <w:rFonts w:ascii="Avenir Next" w:hAnsi="Avenir Next" w:cs="Avenir Next" w:eastAsia="Avenir Next"/>
                       <w:color w:val="1A1A1A"/>
-                      <w:sz w:val="20"/>
+                      <w:sz w:val="22"/>
                       <w:szCs w:val="20"/>
                     </w:rPr>
                     <w:t xml:space="preserve"> ft</w:t>
@@ -1056,7 +1060,7 @@
                       <w:rFonts w:ascii="Avenir Next" w:hAnsi="Avenir Next" w:cs="Avenir Next" w:eastAsia="Avenir Next"/>
                       <w:b/>
                       <w:color w:val="003A70"/>
-                      <w:sz w:val="20"/>
+                      <w:sz w:val="22"/>
                       <w:szCs w:val="20"/>
                     </w:rPr>
                     <w:t xml:space="preserve">d.</w:t>
@@ -1074,7 +1078,7 @@
                     <w:rPr>
                       <w:rFonts w:ascii="Avenir Next" w:hAnsi="Avenir Next" w:cs="Avenir Next" w:eastAsia="Avenir Next"/>
                       <w:color w:val="1A1A1A"/>
-                      <w:sz w:val="20"/>
+                      <w:sz w:val="22"/>
                       <w:szCs w:val="20"/>
                     </w:rPr>
                     <w:t xml:space="preserve">3 in =</w:t>
@@ -1102,7 +1106,7 @@
                     <w:rPr>
                       <w:rFonts w:ascii="Avenir Next" w:hAnsi="Avenir Next" w:cs="Avenir Next" w:eastAsia="Avenir Next"/>
                       <w:color w:val="1A1A1A"/>
-                      <w:sz w:val="20"/>
+                      <w:sz w:val="22"/>
                       <w:szCs w:val="20"/>
                     </w:rPr>
                     <w:t xml:space="preserve"> cm</w:t>
@@ -1113,7 +1117,7 @@
           </w:tbl>
           <w:p>
             <w:pPr>
-              <w:spacing w:before="0" w:after="0" w:line="24" w:lineRule="auto"/>
+              <w:spacing w:before="0" w:after="0" w:line="50" w:lineRule="exact"/>
             </w:pPr>
           </w:p>
         </w:tc>
@@ -1121,12 +1125,12 @@
     </w:tbl>
     <w:p>
       <w:pPr>
-        <w:spacing w:before="0" w:after="0" w:line="20" w:lineRule="exact"/>
+        <w:spacing w:before="0" w:after="0" w:line="50" w:lineRule="exact"/>
       </w:pPr>
     </w:p>
     <w:p>
       <w:pPr>
-        <w:spacing w:before="0" w:after="0" w:line="20" w:lineRule="exact"/>
+        <w:spacing w:before="0" w:after="0" w:line="50" w:lineRule="exact"/>
       </w:pPr>
     </w:p>
     <w:tbl>
@@ -1176,18 +1180,18 @@
                 <w:rFonts w:ascii="Avenir Next" w:hAnsi="Avenir Next" w:cs="Avenir Next" w:eastAsia="Avenir Next"/>
                 <w:b/>
                 <w:color w:val="1A1A1A"/>
+                <w:sz w:val="22"/>
+                <w:szCs w:val="20"/>
+              </w:rPr>
+              <w:t xml:space="preserve">2.</w:t>
+            </w:r>
+            <w:r>
+              <w:rPr>
+                <w:rFonts w:ascii="Avenir Next" w:hAnsi="Avenir Next" w:cs="Avenir Next" w:eastAsia="Avenir Next"/>
+                <w:color w:val="1A1A1A"/>
                 <w:sz w:val="20"/>
                 <w:szCs w:val="20"/>
               </w:rPr>
-              <w:t xml:space="preserve">2.</w:t>
-            </w:r>
-            <w:r>
-              <w:rPr>
-                <w:rFonts w:ascii="Avenir Next" w:hAnsi="Avenir Next" w:cs="Avenir Next" w:eastAsia="Avenir Next"/>
-                <w:color w:val="1A1A1A"/>
-                <w:sz w:val="20"/>
-                <w:szCs w:val="20"/>
-              </w:rPr>
               <w:tab/>
             </w:r>
             <w:r>
@@ -1195,7 +1199,7 @@
                 <w:rFonts w:ascii="Avenir Next" w:hAnsi="Avenir Next" w:cs="Avenir Next" w:eastAsia="Avenir Next"/>
                 <w:b/>
                 <w:color w:val="1A1A1A"/>
-                <w:sz w:val="20"/>
+                <w:sz w:val="22"/>
                 <w:szCs w:val="20"/>
               </w:rPr>
               <w:t xml:space="preserve">Speed Sign.  </w:t>
@@ -1204,7 +1208,7 @@
               <w:rPr>
                 <w:rFonts w:ascii="Avenir Next" w:hAnsi="Avenir Next" w:cs="Avenir Next" w:eastAsia="Avenir Next"/>
                 <w:color w:val="1A1A1A"/>
-                <w:sz w:val="20"/>
+                <w:sz w:val="22"/>
                 <w:szCs w:val="20"/>
               </w:rPr>
               <w:t xml:space="preserve">A highway sign in Mexico reads 80 km per hour. (1 mi ≈ 1.6 km)</w:t>
@@ -1221,7 +1225,7 @@
                 <w:rFonts w:ascii="Avenir Next" w:hAnsi="Avenir Next" w:cs="Avenir Next" w:eastAsia="Avenir Next"/>
                 <w:b/>
                 <w:color w:val="003A70"/>
-                <w:sz w:val="17"/>
+                <w:sz w:val="22"/>
                 <w:szCs w:val="17"/>
               </w:rPr>
               <w:t xml:space="preserve">Hint  </w:t>
@@ -1231,7 +1235,7 @@
                 <w:rFonts w:ascii="Avenir Next" w:hAnsi="Avenir Next" w:cs="Avenir Next" w:eastAsia="Avenir Next"/>
                 <w:i/>
                 <w:color w:val="5A5F66"/>
-                <w:sz w:val="17"/>
+                <w:sz w:val="22"/>
                 <w:szCs w:val="17"/>
               </w:rPr>
               <w:t xml:space="preserve">A mile is longer than a kilometer, so divide.</w:t>
@@ -1251,10 +1255,28 @@
                 <w:rFonts w:ascii="Avenir Next" w:hAnsi="Avenir Next" w:cs="Avenir Next" w:eastAsia="Avenir Next"/>
                 <w:b/>
                 <w:color w:val="003A70"/>
+                <w:sz w:val="22"/>
+                <w:szCs w:val="20"/>
+              </w:rPr>
+              <w:t xml:space="preserve">a.</w:t>
+            </w:r>
+            <w:r>
+              <w:rPr>
+                <w:rFonts w:ascii="Avenir Next" w:hAnsi="Avenir Next" w:cs="Avenir Next" w:eastAsia="Avenir Next"/>
+                <w:color w:val="1A1A1A"/>
                 <w:sz w:val="20"/>
                 <w:szCs w:val="20"/>
               </w:rPr>
-              <w:t xml:space="preserve">a.</w:t>
+              <w:tab/>
+            </w:r>
+            <w:r>
+              <w:rPr>
+                <w:rFonts w:ascii="Avenir Next" w:hAnsi="Avenir Next" w:cs="Avenir Next" w:eastAsia="Avenir Next"/>
+                <w:color w:val="1A1A1A"/>
+                <w:sz w:val="22"/>
+                <w:szCs w:val="20"/>
+              </w:rPr>
+              <w:t xml:space="preserve">About how many miles per hour is that?</w:t>
             </w:r>
             <w:r>
               <w:rPr>
@@ -1263,7 +1285,7 @@
                 <w:sz w:val="20"/>
                 <w:szCs w:val="20"/>
               </w:rPr>
-              <w:tab/>
+              <w:t xml:space="preserve">  </w:t>
             </w:r>
             <w:r>
               <w:rPr>
@@ -1271,24 +1293,6 @@
                 <w:color w:val="1A1A1A"/>
                 <w:sz w:val="20"/>
                 <w:szCs w:val="20"/>
-              </w:rPr>
-              <w:t xml:space="preserve">About how many miles per hour is that?</w:t>
-            </w:r>
-            <w:r>
-              <w:rPr>
-                <w:rFonts w:ascii="Avenir Next" w:hAnsi="Avenir Next" w:cs="Avenir Next" w:eastAsia="Avenir Next"/>
-                <w:color w:val="1A1A1A"/>
-                <w:sz w:val="20"/>
-                <w:szCs w:val="20"/>
-              </w:rPr>
-              <w:t xml:space="preserve">  </w:t>
-            </w:r>
-            <w:r>
-              <w:rPr>
-                <w:rFonts w:ascii="Avenir Next" w:hAnsi="Avenir Next" w:cs="Avenir Next" w:eastAsia="Avenir Next"/>
-                <w:color w:val="1A1A1A"/>
-                <w:sz w:val="20"/>
-                <w:szCs w:val="20"/>
                 <w:u w:val="single"/>
               </w:rPr>
               <w:t xml:space="preserve">                </w:t>
@@ -1297,7 +1301,7 @@
               <w:rPr>
                 <w:rFonts w:ascii="Avenir Next" w:hAnsi="Avenir Next" w:cs="Avenir Next" w:eastAsia="Avenir Next"/>
                 <w:color w:val="1A1A1A"/>
-                <w:sz w:val="20"/>
+                <w:sz w:val="22"/>
                 <w:szCs w:val="20"/>
               </w:rPr>
               <w:t xml:space="preserve"> mph</w:t>
@@ -1317,10 +1321,28 @@
                 <w:rFonts w:ascii="Avenir Next" w:hAnsi="Avenir Next" w:cs="Avenir Next" w:eastAsia="Avenir Next"/>
                 <w:b/>
                 <w:color w:val="003A70"/>
+                <w:sz w:val="22"/>
+                <w:szCs w:val="20"/>
+              </w:rPr>
+              <w:t xml:space="preserve">b.</w:t>
+            </w:r>
+            <w:r>
+              <w:rPr>
+                <w:rFonts w:ascii="Avenir Next" w:hAnsi="Avenir Next" w:cs="Avenir Next" w:eastAsia="Avenir Next"/>
+                <w:color w:val="1A1A1A"/>
                 <w:sz w:val="20"/>
                 <w:szCs w:val="20"/>
               </w:rPr>
-              <w:t xml:space="preserve">b.</w:t>
+              <w:tab/>
+            </w:r>
+            <w:r>
+              <w:rPr>
+                <w:rFonts w:ascii="Avenir Next" w:hAnsi="Avenir Next" w:cs="Avenir Next" w:eastAsia="Avenir Next"/>
+                <w:color w:val="1A1A1A"/>
+                <w:sz w:val="22"/>
+                <w:szCs w:val="20"/>
+              </w:rPr>
+              <w:t xml:space="preserve">Should your answer be greater or less than 80? Why?</w:t>
             </w:r>
             <w:r>
               <w:rPr>
@@ -1329,7 +1351,7 @@
                 <w:sz w:val="20"/>
                 <w:szCs w:val="20"/>
               </w:rPr>
-              <w:tab/>
+              <w:t xml:space="preserve">  </w:t>
             </w:r>
             <w:r>
               <w:rPr>
@@ -1337,24 +1359,6 @@
                 <w:color w:val="1A1A1A"/>
                 <w:sz w:val="20"/>
                 <w:szCs w:val="20"/>
-              </w:rPr>
-              <w:t xml:space="preserve">Should your answer be greater or less than 80? Why?</w:t>
-            </w:r>
-            <w:r>
-              <w:rPr>
-                <w:rFonts w:ascii="Avenir Next" w:hAnsi="Avenir Next" w:cs="Avenir Next" w:eastAsia="Avenir Next"/>
-                <w:color w:val="1A1A1A"/>
-                <w:sz w:val="20"/>
-                <w:szCs w:val="20"/>
-              </w:rPr>
-              <w:t xml:space="preserve">  </w:t>
-            </w:r>
-            <w:r>
-              <w:rPr>
-                <w:rFonts w:ascii="Avenir Next" w:hAnsi="Avenir Next" w:cs="Avenir Next" w:eastAsia="Avenir Next"/>
-                <w:color w:val="1A1A1A"/>
-                <w:sz w:val="20"/>
-                <w:szCs w:val="20"/>
                 <w:u w:val="single"/>
               </w:rPr>
               <w:t xml:space="preserve">                      </w:t>
@@ -1362,7 +1366,7 @@
           </w:p>
           <w:p>
             <w:pPr>
-              <w:spacing w:before="0" w:after="0" w:line="60" w:lineRule="auto"/>
+              <w:spacing w:before="0" w:after="0" w:line="50" w:lineRule="exact"/>
             </w:pPr>
           </w:p>
           <w:tbl>
@@ -1420,7 +1424,7 @@
           </w:tbl>
           <w:p>
             <w:pPr>
-              <w:spacing w:before="0" w:after="0" w:line="24" w:lineRule="auto"/>
+              <w:spacing w:before="0" w:after="0" w:line="50" w:lineRule="exact"/>
             </w:pPr>
           </w:p>
         </w:tc>
@@ -1428,12 +1432,12 @@
     </w:tbl>
     <w:p>
       <w:pPr>
-        <w:spacing w:before="0" w:after="0" w:line="20" w:lineRule="exact"/>
+        <w:spacing w:before="0" w:after="0" w:line="50" w:lineRule="exact"/>
       </w:pPr>
     </w:p>
     <w:p>
       <w:pPr>
-        <w:spacing w:before="0" w:after="0" w:line="20" w:lineRule="exact"/>
+        <w:spacing w:before="0" w:after="0" w:line="50" w:lineRule="exact"/>
       </w:pPr>
     </w:p>
     <w:tbl>
@@ -1484,18 +1488,18 @@
                 <w:rFonts w:ascii="Avenir Next" w:hAnsi="Avenir Next" w:cs="Avenir Next" w:eastAsia="Avenir Next"/>
                 <w:b/>
                 <w:color w:val="1A1A1A"/>
+                <w:sz w:val="22"/>
+                <w:szCs w:val="20"/>
+              </w:rPr>
+              <w:t xml:space="preserve">3.</w:t>
+            </w:r>
+            <w:r>
+              <w:rPr>
+                <w:rFonts w:ascii="Avenir Next" w:hAnsi="Avenir Next" w:cs="Avenir Next" w:eastAsia="Avenir Next"/>
+                <w:color w:val="1A1A1A"/>
                 <w:sz w:val="20"/>
                 <w:szCs w:val="20"/>
               </w:rPr>
-              <w:t xml:space="preserve">3.</w:t>
-            </w:r>
-            <w:r>
-              <w:rPr>
-                <w:rFonts w:ascii="Avenir Next" w:hAnsi="Avenir Next" w:cs="Avenir Next" w:eastAsia="Avenir Next"/>
-                <w:color w:val="1A1A1A"/>
-                <w:sz w:val="20"/>
-                <w:szCs w:val="20"/>
-              </w:rPr>
               <w:tab/>
             </w:r>
             <w:r>
@@ -1503,7 +1507,7 @@
                 <w:rFonts w:ascii="Avenir Next" w:hAnsi="Avenir Next" w:cs="Avenir Next" w:eastAsia="Avenir Next"/>
                 <w:b/>
                 <w:color w:val="1A1A1A"/>
-                <w:sz w:val="20"/>
+                <w:sz w:val="22"/>
                 <w:szCs w:val="20"/>
               </w:rPr>
               <w:t xml:space="preserve">Soccer Field.  </w:t>
@@ -1512,7 +1516,7 @@
               <w:rPr>
                 <w:rFonts w:ascii="Avenir Next" w:hAnsi="Avenir Next" w:cs="Avenir Next" w:eastAsia="Avenir Next"/>
                 <w:color w:val="1A1A1A"/>
-                <w:sz w:val="20"/>
+                <w:sz w:val="22"/>
                 <w:szCs w:val="20"/>
               </w:rPr>
               <w:t xml:space="preserve">A soccer field is 65 m wide. A football field is 160 ft wide. (1 m ≈ 3.28 ft)</w:t>
@@ -1532,10 +1536,28 @@
                 <w:rFonts w:ascii="Avenir Next" w:hAnsi="Avenir Next" w:cs="Avenir Next" w:eastAsia="Avenir Next"/>
                 <w:b/>
                 <w:color w:val="003A70"/>
+                <w:sz w:val="22"/>
+                <w:szCs w:val="20"/>
+              </w:rPr>
+              <w:t xml:space="preserve">a.</w:t>
+            </w:r>
+            <w:r>
+              <w:rPr>
+                <w:rFonts w:ascii="Avenir Next" w:hAnsi="Avenir Next" w:cs="Avenir Next" w:eastAsia="Avenir Next"/>
+                <w:color w:val="1A1A1A"/>
                 <w:sz w:val="20"/>
                 <w:szCs w:val="20"/>
               </w:rPr>
-              <w:t xml:space="preserve">a.</w:t>
+              <w:tab/>
+            </w:r>
+            <w:r>
+              <w:rPr>
+                <w:rFonts w:ascii="Avenir Next" w:hAnsi="Avenir Next" w:cs="Avenir Next" w:eastAsia="Avenir Next"/>
+                <w:color w:val="1A1A1A"/>
+                <w:sz w:val="22"/>
+                <w:szCs w:val="20"/>
+              </w:rPr>
+              <w:t xml:space="preserve">Soccer width in feet:</w:t>
             </w:r>
             <w:r>
               <w:rPr>
@@ -1544,7 +1566,7 @@
                 <w:sz w:val="20"/>
                 <w:szCs w:val="20"/>
               </w:rPr>
-              <w:tab/>
+              <w:t xml:space="preserve">  </w:t>
             </w:r>
             <w:r>
               <w:rPr>
@@ -1552,24 +1574,6 @@
                 <w:color w:val="1A1A1A"/>
                 <w:sz w:val="20"/>
                 <w:szCs w:val="20"/>
-              </w:rPr>
-              <w:t xml:space="preserve">Soccer width in feet:</w:t>
-            </w:r>
-            <w:r>
-              <w:rPr>
-                <w:rFonts w:ascii="Avenir Next" w:hAnsi="Avenir Next" w:cs="Avenir Next" w:eastAsia="Avenir Next"/>
-                <w:color w:val="1A1A1A"/>
-                <w:sz w:val="20"/>
-                <w:szCs w:val="20"/>
-              </w:rPr>
-              <w:t xml:space="preserve">  </w:t>
-            </w:r>
-            <w:r>
-              <w:rPr>
-                <w:rFonts w:ascii="Avenir Next" w:hAnsi="Avenir Next" w:cs="Avenir Next" w:eastAsia="Avenir Next"/>
-                <w:color w:val="1A1A1A"/>
-                <w:sz w:val="20"/>
-                <w:szCs w:val="20"/>
                 <w:u w:val="single"/>
               </w:rPr>
               <w:t xml:space="preserve">                </w:t>
@@ -1578,7 +1582,7 @@
               <w:rPr>
                 <w:rFonts w:ascii="Avenir Next" w:hAnsi="Avenir Next" w:cs="Avenir Next" w:eastAsia="Avenir Next"/>
                 <w:color w:val="1A1A1A"/>
-                <w:sz w:val="20"/>
+                <w:sz w:val="22"/>
                 <w:szCs w:val="20"/>
               </w:rPr>
               <w:t xml:space="preserve"> ft</w:t>
@@ -1598,10 +1602,28 @@
                 <w:rFonts w:ascii="Avenir Next" w:hAnsi="Avenir Next" w:cs="Avenir Next" w:eastAsia="Avenir Next"/>
                 <w:b/>
                 <w:color w:val="003A70"/>
+                <w:sz w:val="22"/>
+                <w:szCs w:val="20"/>
+              </w:rPr>
+              <w:t xml:space="preserve">b.</w:t>
+            </w:r>
+            <w:r>
+              <w:rPr>
+                <w:rFonts w:ascii="Avenir Next" w:hAnsi="Avenir Next" w:cs="Avenir Next" w:eastAsia="Avenir Next"/>
+                <w:color w:val="1A1A1A"/>
                 <w:sz w:val="20"/>
                 <w:szCs w:val="20"/>
               </w:rPr>
-              <w:t xml:space="preserve">b.</w:t>
+              <w:tab/>
+            </w:r>
+            <w:r>
+              <w:rPr>
+                <w:rFonts w:ascii="Avenir Next" w:hAnsi="Avenir Next" w:cs="Avenir Next" w:eastAsia="Avenir Next"/>
+                <w:color w:val="1A1A1A"/>
+                <w:sz w:val="22"/>
+                <w:szCs w:val="20"/>
+              </w:rPr>
+              <w:t xml:space="preserve">Which field is wider?</w:t>
             </w:r>
             <w:r>
               <w:rPr>
@@ -1610,7 +1632,7 @@
                 <w:sz w:val="20"/>
                 <w:szCs w:val="20"/>
               </w:rPr>
-              <w:tab/>
+              <w:t xml:space="preserve">  </w:t>
             </w:r>
             <w:r>
               <w:rPr>
@@ -1618,24 +1640,6 @@
                 <w:color w:val="1A1A1A"/>
                 <w:sz w:val="20"/>
                 <w:szCs w:val="20"/>
-              </w:rPr>
-              <w:t xml:space="preserve">Which field is wider?</w:t>
-            </w:r>
-            <w:r>
-              <w:rPr>
-                <w:rFonts w:ascii="Avenir Next" w:hAnsi="Avenir Next" w:cs="Avenir Next" w:eastAsia="Avenir Next"/>
-                <w:color w:val="1A1A1A"/>
-                <w:sz w:val="20"/>
-                <w:szCs w:val="20"/>
-              </w:rPr>
-              <w:t xml:space="preserve">  </w:t>
-            </w:r>
-            <w:r>
-              <w:rPr>
-                <w:rFonts w:ascii="Avenir Next" w:hAnsi="Avenir Next" w:cs="Avenir Next" w:eastAsia="Avenir Next"/>
-                <w:color w:val="1A1A1A"/>
-                <w:sz w:val="20"/>
-                <w:szCs w:val="20"/>
                 <w:u w:val="single"/>
               </w:rPr>
               <w:t xml:space="preserve">                      </w:t>
@@ -1643,7 +1647,7 @@
           </w:p>
           <w:p>
             <w:pPr>
-              <w:spacing w:before="0" w:after="0" w:line="60" w:lineRule="auto"/>
+              <w:spacing w:before="0" w:after="0" w:line="50" w:lineRule="exact"/>
             </w:pPr>
           </w:p>
           <w:tbl>
@@ -1701,7 +1705,7 @@
           </w:tbl>
           <w:p>
             <w:pPr>
-              <w:spacing w:before="0" w:after="0" w:line="24" w:lineRule="auto"/>
+              <w:spacing w:before="0" w:after="0" w:line="50" w:lineRule="exact"/>
             </w:pPr>
           </w:p>
         </w:tc>
@@ -1724,18 +1728,18 @@
                 <w:rFonts w:ascii="Avenir Next" w:hAnsi="Avenir Next" w:cs="Avenir Next" w:eastAsia="Avenir Next"/>
                 <w:b/>
                 <w:color w:val="1A1A1A"/>
+                <w:sz w:val="22"/>
+                <w:szCs w:val="20"/>
+              </w:rPr>
+              <w:t xml:space="preserve">4.</w:t>
+            </w:r>
+            <w:r>
+              <w:rPr>
+                <w:rFonts w:ascii="Avenir Next" w:hAnsi="Avenir Next" w:cs="Avenir Next" w:eastAsia="Avenir Next"/>
+                <w:color w:val="1A1A1A"/>
                 <w:sz w:val="20"/>
                 <w:szCs w:val="20"/>
               </w:rPr>
-              <w:t xml:space="preserve">4.</w:t>
-            </w:r>
-            <w:r>
-              <w:rPr>
-                <w:rFonts w:ascii="Avenir Next" w:hAnsi="Avenir Next" w:cs="Avenir Next" w:eastAsia="Avenir Next"/>
-                <w:color w:val="1A1A1A"/>
-                <w:sz w:val="20"/>
-                <w:szCs w:val="20"/>
-              </w:rPr>
               <w:tab/>
             </w:r>
             <w:r>
@@ -1743,7 +1747,7 @@
                 <w:rFonts w:ascii="Avenir Next" w:hAnsi="Avenir Next" w:cs="Avenir Next" w:eastAsia="Avenir Next"/>
                 <w:b/>
                 <w:color w:val="1A1A1A"/>
-                <w:sz w:val="20"/>
+                <w:sz w:val="22"/>
                 <w:szCs w:val="20"/>
               </w:rPr>
               <w:t xml:space="preserve">Suitcase.  </w:t>
@@ -1752,7 +1756,7 @@
               <w:rPr>
                 <w:rFonts w:ascii="Avenir Next" w:hAnsi="Avenir Next" w:cs="Avenir Next" w:eastAsia="Avenir Next"/>
                 <w:color w:val="1A1A1A"/>
-                <w:sz w:val="20"/>
+                <w:sz w:val="22"/>
                 <w:szCs w:val="20"/>
               </w:rPr>
               <w:t xml:space="preserve">The bag limit is 50 lb. A suitcase weighs 24 kg. (1 kg ≈ 2.2 lb)</w:t>
@@ -1772,10 +1776,28 @@
                 <w:rFonts w:ascii="Avenir Next" w:hAnsi="Avenir Next" w:cs="Avenir Next" w:eastAsia="Avenir Next"/>
                 <w:b/>
                 <w:color w:val="003A70"/>
+                <w:sz w:val="22"/>
+                <w:szCs w:val="20"/>
+              </w:rPr>
+              <w:t xml:space="preserve">a.</w:t>
+            </w:r>
+            <w:r>
+              <w:rPr>
+                <w:rFonts w:ascii="Avenir Next" w:hAnsi="Avenir Next" w:cs="Avenir Next" w:eastAsia="Avenir Next"/>
+                <w:color w:val="1A1A1A"/>
                 <w:sz w:val="20"/>
                 <w:szCs w:val="20"/>
               </w:rPr>
-              <w:t xml:space="preserve">a.</w:t>
+              <w:tab/>
+            </w:r>
+            <w:r>
+              <w:rPr>
+                <w:rFonts w:ascii="Avenir Next" w:hAnsi="Avenir Next" w:cs="Avenir Next" w:eastAsia="Avenir Next"/>
+                <w:color w:val="1A1A1A"/>
+                <w:sz w:val="22"/>
+                <w:szCs w:val="20"/>
+              </w:rPr>
+              <w:t xml:space="preserve">Weight in pounds:</w:t>
             </w:r>
             <w:r>
               <w:rPr>
@@ -1784,7 +1806,7 @@
                 <w:sz w:val="20"/>
                 <w:szCs w:val="20"/>
               </w:rPr>
-              <w:tab/>
+              <w:t xml:space="preserve">  </w:t>
             </w:r>
             <w:r>
               <w:rPr>
@@ -1792,24 +1814,6 @@
                 <w:color w:val="1A1A1A"/>
                 <w:sz w:val="20"/>
                 <w:szCs w:val="20"/>
-              </w:rPr>
-              <w:t xml:space="preserve">Weight in pounds:</w:t>
-            </w:r>
-            <w:r>
-              <w:rPr>
-                <w:rFonts w:ascii="Avenir Next" w:hAnsi="Avenir Next" w:cs="Avenir Next" w:eastAsia="Avenir Next"/>
-                <w:color w:val="1A1A1A"/>
-                <w:sz w:val="20"/>
-                <w:szCs w:val="20"/>
-              </w:rPr>
-              <w:t xml:space="preserve">  </w:t>
-            </w:r>
-            <w:r>
-              <w:rPr>
-                <w:rFonts w:ascii="Avenir Next" w:hAnsi="Avenir Next" w:cs="Avenir Next" w:eastAsia="Avenir Next"/>
-                <w:color w:val="1A1A1A"/>
-                <w:sz w:val="20"/>
-                <w:szCs w:val="20"/>
                 <w:u w:val="single"/>
               </w:rPr>
               <w:t xml:space="preserve">                </w:t>
@@ -1818,7 +1822,7 @@
               <w:rPr>
                 <w:rFonts w:ascii="Avenir Next" w:hAnsi="Avenir Next" w:cs="Avenir Next" w:eastAsia="Avenir Next"/>
                 <w:color w:val="1A1A1A"/>
-                <w:sz w:val="20"/>
+                <w:sz w:val="22"/>
                 <w:szCs w:val="20"/>
               </w:rPr>
               <w:t xml:space="preserve"> lb</w:t>
@@ -1838,10 +1842,28 @@
                 <w:rFonts w:ascii="Avenir Next" w:hAnsi="Avenir Next" w:cs="Avenir Next" w:eastAsia="Avenir Next"/>
                 <w:b/>
                 <w:color w:val="003A70"/>
+                <w:sz w:val="22"/>
+                <w:szCs w:val="20"/>
+              </w:rPr>
+              <w:t xml:space="preserve">b.</w:t>
+            </w:r>
+            <w:r>
+              <w:rPr>
+                <w:rFonts w:ascii="Avenir Next" w:hAnsi="Avenir Next" w:cs="Avenir Next" w:eastAsia="Avenir Next"/>
+                <w:color w:val="1A1A1A"/>
                 <w:sz w:val="20"/>
                 <w:szCs w:val="20"/>
               </w:rPr>
-              <w:t xml:space="preserve">b.</w:t>
+              <w:tab/>
+            </w:r>
+            <w:r>
+              <w:rPr>
+                <w:rFonts w:ascii="Avenir Next" w:hAnsi="Avenir Next" w:cs="Avenir Next" w:eastAsia="Avenir Next"/>
+                <w:color w:val="1A1A1A"/>
+                <w:sz w:val="22"/>
+                <w:szCs w:val="20"/>
+              </w:rPr>
+              <w:t xml:space="preserve">Under the limit? By how much?</w:t>
             </w:r>
             <w:r>
               <w:rPr>
@@ -1850,7 +1872,7 @@
                 <w:sz w:val="20"/>
                 <w:szCs w:val="20"/>
               </w:rPr>
-              <w:tab/>
+              <w:t xml:space="preserve">  </w:t>
             </w:r>
             <w:r>
               <w:rPr>
@@ -1858,24 +1880,6 @@
                 <w:color w:val="1A1A1A"/>
                 <w:sz w:val="20"/>
                 <w:szCs w:val="20"/>
-              </w:rPr>
-              <w:t xml:space="preserve">Under the limit? By how much?</w:t>
-            </w:r>
-            <w:r>
-              <w:rPr>
-                <w:rFonts w:ascii="Avenir Next" w:hAnsi="Avenir Next" w:cs="Avenir Next" w:eastAsia="Avenir Next"/>
-                <w:color w:val="1A1A1A"/>
-                <w:sz w:val="20"/>
-                <w:szCs w:val="20"/>
-              </w:rPr>
-              <w:t xml:space="preserve">  </w:t>
-            </w:r>
-            <w:r>
-              <w:rPr>
-                <w:rFonts w:ascii="Avenir Next" w:hAnsi="Avenir Next" w:cs="Avenir Next" w:eastAsia="Avenir Next"/>
-                <w:color w:val="1A1A1A"/>
-                <w:sz w:val="20"/>
-                <w:szCs w:val="20"/>
                 <w:u w:val="single"/>
               </w:rPr>
               <w:t xml:space="preserve">                      </w:t>
@@ -1883,7 +1887,7 @@
           </w:p>
           <w:p>
             <w:pPr>
-              <w:spacing w:before="0" w:after="0" w:line="60" w:lineRule="auto"/>
+              <w:spacing w:before="0" w:after="0" w:line="50" w:lineRule="exact"/>
             </w:pPr>
           </w:p>
           <w:tbl>
@@ -1941,7 +1945,7 @@
           </w:tbl>
           <w:p>
             <w:pPr>
-              <w:spacing w:before="0" w:after="0" w:line="24" w:lineRule="auto"/>
+              <w:spacing w:before="0" w:after="0" w:line="50" w:lineRule="exact"/>
             </w:pPr>
           </w:p>
         </w:tc>
@@ -1949,12 +1953,12 @@
     </w:tbl>
     <w:p>
       <w:pPr>
-        <w:spacing w:before="0" w:after="0" w:line="20" w:lineRule="exact"/>
+        <w:spacing w:before="0" w:after="0" w:line="50" w:lineRule="exact"/>
       </w:pPr>
     </w:p>
     <w:p>
       <w:pPr>
-        <w:spacing w:before="0" w:after="0" w:line="20" w:lineRule="exact"/>
+        <w:spacing w:before="0" w:after="0" w:line="50" w:lineRule="exact"/>
       </w:pPr>
     </w:p>
     <w:tbl>
@@ -2004,18 +2008,18 @@
                 <w:rFonts w:ascii="Avenir Next" w:hAnsi="Avenir Next" w:cs="Avenir Next" w:eastAsia="Avenir Next"/>
                 <w:b/>
                 <w:color w:val="1A1A1A"/>
+                <w:sz w:val="22"/>
+                <w:szCs w:val="20"/>
+              </w:rPr>
+              <w:t xml:space="preserve">5.</w:t>
+            </w:r>
+            <w:r>
+              <w:rPr>
+                <w:rFonts w:ascii="Avenir Next" w:hAnsi="Avenir Next" w:cs="Avenir Next" w:eastAsia="Avenir Next"/>
+                <w:color w:val="1A1A1A"/>
                 <w:sz w:val="20"/>
                 <w:szCs w:val="20"/>
               </w:rPr>
-              <w:t xml:space="preserve">5.</w:t>
-            </w:r>
-            <w:r>
-              <w:rPr>
-                <w:rFonts w:ascii="Avenir Next" w:hAnsi="Avenir Next" w:cs="Avenir Next" w:eastAsia="Avenir Next"/>
-                <w:color w:val="1A1A1A"/>
-                <w:sz w:val="20"/>
-                <w:szCs w:val="20"/>
-              </w:rPr>
               <w:tab/>
             </w:r>
             <w:r>
@@ -2023,7 +2027,7 @@
                 <w:rFonts w:ascii="Avenir Next" w:hAnsi="Avenir Next" w:cs="Avenir Next" w:eastAsia="Avenir Next"/>
                 <w:b/>
                 <w:color w:val="1A1A1A"/>
-                <w:sz w:val="20"/>
+                <w:sz w:val="22"/>
                 <w:szCs w:val="20"/>
               </w:rPr>
               <w:t xml:space="preserve">Road Trip.  </w:t>
@@ -2032,7 +2036,7 @@
               <w:rPr>
                 <w:rFonts w:ascii="Avenir Next" w:hAnsi="Avenir Next" w:cs="Avenir Next" w:eastAsia="Avenir Next"/>
                 <w:color w:val="1A1A1A"/>
-                <w:sz w:val="20"/>
+                <w:sz w:val="22"/>
                 <w:szCs w:val="20"/>
               </w:rPr>
               <w:t xml:space="preserve">A drive to Toronto is 120 miles. About how many kilometers is that? (1 mi ≈ 1.6 km)</w:t>
@@ -2049,7 +2053,7 @@
                 <w:rFonts w:ascii="Avenir Next" w:hAnsi="Avenir Next" w:cs="Avenir Next" w:eastAsia="Avenir Next"/>
                 <w:b/>
                 <w:color w:val="003A70"/>
-                <w:sz w:val="17"/>
+                <w:sz w:val="22"/>
                 <w:szCs w:val="17"/>
               </w:rPr>
               <w:t xml:space="preserve">Hint  </w:t>
@@ -2059,7 +2063,7 @@
                 <w:rFonts w:ascii="Avenir Next" w:hAnsi="Avenir Next" w:cs="Avenir Next" w:eastAsia="Avenir Next"/>
                 <w:i/>
                 <w:color w:val="5A5F66"/>
-                <w:sz w:val="17"/>
+                <w:sz w:val="22"/>
                 <w:szCs w:val="17"/>
               </w:rPr>
               <w:t xml:space="preserve">Kilometers are shorter, so the number gets bigger: multiply.</w:t>
@@ -2067,7 +2071,7 @@
           </w:p>
           <w:p>
             <w:pPr>
-              <w:spacing w:before="0" w:after="0" w:line="60" w:lineRule="auto"/>
+              <w:spacing w:before="0" w:after="0" w:line="50" w:lineRule="exact"/>
             </w:pPr>
           </w:p>
           <w:tbl>
@@ -2136,25 +2140,25 @@
                 <w:rFonts w:ascii="Avenir Next" w:hAnsi="Avenir Next" w:cs="Avenir Next" w:eastAsia="Avenir Next"/>
                 <w:b/>
                 <w:color w:val="1A1A1A"/>
+                <w:sz w:val="22"/>
+                <w:szCs w:val="18"/>
+              </w:rPr>
+              <w:t xml:space="preserve">Answer</w:t>
+            </w:r>
+            <w:r>
+              <w:rPr>
+                <w:rFonts w:ascii="Avenir Next" w:hAnsi="Avenir Next" w:cs="Avenir Next" w:eastAsia="Avenir Next"/>
+                <w:color w:val="1A1A1A"/>
                 <w:sz w:val="18"/>
                 <w:szCs w:val="18"/>
               </w:rPr>
-              <w:t xml:space="preserve">Answer</w:t>
-            </w:r>
-            <w:r>
-              <w:rPr>
-                <w:rFonts w:ascii="Avenir Next" w:hAnsi="Avenir Next" w:cs="Avenir Next" w:eastAsia="Avenir Next"/>
-                <w:color w:val="1A1A1A"/>
-                <w:sz w:val="18"/>
-                <w:szCs w:val="18"/>
-              </w:rPr>
               <w:tab/>
             </w:r>
             <w:r>
               <w:rPr>
                 <w:rFonts w:ascii="Avenir Next" w:hAnsi="Avenir Next" w:cs="Avenir Next" w:eastAsia="Avenir Next"/>
                 <w:color w:val="1A1A1A"/>
-                <w:sz w:val="18"/>
+                <w:sz w:val="22"/>
                 <w:szCs w:val="18"/>
               </w:rPr>
               <w:t xml:space="preserve">  km</w:t>
@@ -2165,12 +2169,12 @@
     </w:tbl>
     <w:p>
       <w:pPr>
-        <w:spacing w:before="0" w:after="0" w:line="20" w:lineRule="exact"/>
+        <w:spacing w:before="0" w:after="0" w:line="50" w:lineRule="exact"/>
       </w:pPr>
     </w:p>
     <w:p>
       <w:pPr>
-        <w:spacing w:before="0" w:after="0" w:line="20" w:lineRule="exact"/>
+        <w:spacing w:before="0" w:after="0" w:line="50" w:lineRule="exact"/>
       </w:pPr>
     </w:p>
     <w:tbl>
@@ -2220,18 +2224,18 @@
                 <w:rFonts w:ascii="Avenir Next" w:hAnsi="Avenir Next" w:cs="Avenir Next" w:eastAsia="Avenir Next"/>
                 <w:b/>
                 <w:color w:val="1A1A1A"/>
+                <w:sz w:val="22"/>
+                <w:szCs w:val="20"/>
+              </w:rPr>
+              <w:t xml:space="preserve">6.</w:t>
+            </w:r>
+            <w:r>
+              <w:rPr>
+                <w:rFonts w:ascii="Avenir Next" w:hAnsi="Avenir Next" w:cs="Avenir Next" w:eastAsia="Avenir Next"/>
+                <w:color w:val="1A1A1A"/>
                 <w:sz w:val="20"/>
                 <w:szCs w:val="20"/>
               </w:rPr>
-              <w:t xml:space="preserve">6.</w:t>
-            </w:r>
-            <w:r>
-              <w:rPr>
-                <w:rFonts w:ascii="Avenir Next" w:hAnsi="Avenir Next" w:cs="Avenir Next" w:eastAsia="Avenir Next"/>
-                <w:color w:val="1A1A1A"/>
-                <w:sz w:val="20"/>
-                <w:szCs w:val="20"/>
-              </w:rPr>
               <w:tab/>
             </w:r>
             <w:r>
@@ -2239,7 +2243,7 @@
                 <w:rFonts w:ascii="Avenir Next" w:hAnsi="Avenir Next" w:cs="Avenir Next" w:eastAsia="Avenir Next"/>
                 <w:b/>
                 <w:color w:val="1A1A1A"/>
-                <w:sz w:val="20"/>
+                <w:sz w:val="22"/>
                 <w:szCs w:val="20"/>
               </w:rPr>
               <w:t xml:space="preserve">Water Bottle.  </w:t>
@@ -2248,7 +2252,7 @@
               <w:rPr>
                 <w:rFonts w:ascii="Avenir Next" w:hAnsi="Avenir Next" w:cs="Avenir Next" w:eastAsia="Avenir Next"/>
                 <w:color w:val="1A1A1A"/>
-                <w:sz w:val="20"/>
+                <w:sz w:val="22"/>
                 <w:szCs w:val="20"/>
               </w:rPr>
               <w:t xml:space="preserve">A bottle holds 12 fluid ounces. About how many milliliters is that, to the nearest whole mL? (1 fl oz ≈ 29.6 mL)</w:t>
@@ -2256,7 +2260,7 @@
           </w:p>
           <w:p>
             <w:pPr>
-              <w:spacing w:before="0" w:after="0" w:line="60" w:lineRule="auto"/>
+              <w:spacing w:before="0" w:after="0" w:line="50" w:lineRule="exact"/>
             </w:pPr>
           </w:p>
           <w:tbl>
@@ -2325,25 +2329,25 @@
                 <w:rFonts w:ascii="Avenir Next" w:hAnsi="Avenir Next" w:cs="Avenir Next" w:eastAsia="Avenir Next"/>
                 <w:b/>
                 <w:color w:val="1A1A1A"/>
+                <w:sz w:val="22"/>
+                <w:szCs w:val="18"/>
+              </w:rPr>
+              <w:t xml:space="preserve">Answer</w:t>
+            </w:r>
+            <w:r>
+              <w:rPr>
+                <w:rFonts w:ascii="Avenir Next" w:hAnsi="Avenir Next" w:cs="Avenir Next" w:eastAsia="Avenir Next"/>
+                <w:color w:val="1A1A1A"/>
                 <w:sz w:val="18"/>
                 <w:szCs w:val="18"/>
               </w:rPr>
-              <w:t xml:space="preserve">Answer</w:t>
-            </w:r>
-            <w:r>
-              <w:rPr>
-                <w:rFonts w:ascii="Avenir Next" w:hAnsi="Avenir Next" w:cs="Avenir Next" w:eastAsia="Avenir Next"/>
-                <w:color w:val="1A1A1A"/>
-                <w:sz w:val="18"/>
-                <w:szCs w:val="18"/>
-              </w:rPr>
               <w:tab/>
             </w:r>
             <w:r>
               <w:rPr>
                 <w:rFonts w:ascii="Avenir Next" w:hAnsi="Avenir Next" w:cs="Avenir Next" w:eastAsia="Avenir Next"/>
                 <w:color w:val="1A1A1A"/>
-                <w:sz w:val="18"/>
+                <w:sz w:val="22"/>
                 <w:szCs w:val="18"/>
               </w:rPr>
               <w:t xml:space="preserve">  mL</w:t>
@@ -2354,12 +2358,12 @@
     </w:tbl>
     <w:p>
       <w:pPr>
-        <w:spacing w:before="0" w:after="0" w:line="20" w:lineRule="exact"/>
+        <w:spacing w:before="0" w:after="0" w:line="50" w:lineRule="exact"/>
       </w:pPr>
     </w:p>
     <w:p>
       <w:pPr>
-        <w:spacing w:before="0" w:after="0" w:line="20" w:lineRule="exact"/>
+        <w:spacing w:before="0" w:after="0" w:line="50" w:lineRule="exact"/>
       </w:pPr>
     </w:p>
     <w:tbl>
@@ -2409,18 +2413,18 @@
                 <w:rFonts w:ascii="Avenir Next" w:hAnsi="Avenir Next" w:cs="Avenir Next" w:eastAsia="Avenir Next"/>
                 <w:b/>
                 <w:color w:val="1A1A1A"/>
+                <w:sz w:val="22"/>
+                <w:szCs w:val="20"/>
+              </w:rPr>
+              <w:t xml:space="preserve">7.</w:t>
+            </w:r>
+            <w:r>
+              <w:rPr>
+                <w:rFonts w:ascii="Avenir Next" w:hAnsi="Avenir Next" w:cs="Avenir Next" w:eastAsia="Avenir Next"/>
+                <w:color w:val="1A1A1A"/>
                 <w:sz w:val="20"/>
                 <w:szCs w:val="20"/>
               </w:rPr>
-              <w:t xml:space="preserve">7.</w:t>
-            </w:r>
-            <w:r>
-              <w:rPr>
-                <w:rFonts w:ascii="Avenir Next" w:hAnsi="Avenir Next" w:cs="Avenir Next" w:eastAsia="Avenir Next"/>
-                <w:color w:val="1A1A1A"/>
-                <w:sz w:val="20"/>
-                <w:szCs w:val="20"/>
-              </w:rPr>
               <w:tab/>
             </w:r>
             <w:r>
@@ -2428,7 +2432,7 @@
                 <w:rFonts w:ascii="Avenir Next" w:hAnsi="Avenir Next" w:cs="Avenir Next" w:eastAsia="Avenir Next"/>
                 <w:b/>
                 <w:color w:val="1A1A1A"/>
-                <w:sz w:val="20"/>
+                <w:sz w:val="22"/>
                 <w:szCs w:val="20"/>
               </w:rPr>
               <w:t xml:space="preserve">Backpack Check.  </w:t>
@@ -2437,7 +2441,7 @@
               <w:rPr>
                 <w:rFonts w:ascii="Avenir Next" w:hAnsi="Avenir Next" w:cs="Avenir Next" w:eastAsia="Avenir Next"/>
                 <w:color w:val="1A1A1A"/>
-                <w:sz w:val="20"/>
+                <w:sz w:val="22"/>
                 <w:szCs w:val="20"/>
               </w:rPr>
               <w:t xml:space="preserve">A backpack weighs 6 kg. The nurse says it should stay under 12 pounds. Find its weight in pounds. Is it under the limit? (1 kg ≈ 2.2 lb)</w:t>
@@ -2454,7 +2458,7 @@
                 <w:rFonts w:ascii="Avenir Next" w:hAnsi="Avenir Next" w:cs="Avenir Next" w:eastAsia="Avenir Next"/>
                 <w:b/>
                 <w:color w:val="003A70"/>
-                <w:sz w:val="17"/>
+                <w:sz w:val="22"/>
                 <w:szCs w:val="17"/>
               </w:rPr>
               <w:t xml:space="preserve">Hint  </w:t>
@@ -2464,7 +2468,7 @@
                 <w:rFonts w:ascii="Avenir Next" w:hAnsi="Avenir Next" w:cs="Avenir Next" w:eastAsia="Avenir Next"/>
                 <w:i/>
                 <w:color w:val="5A5F66"/>
-                <w:sz w:val="17"/>
+                <w:sz w:val="22"/>
                 <w:szCs w:val="17"/>
               </w:rPr>
               <w:t xml:space="preserve">Change kilograms to pounds, then compare with 12.</w:t>
@@ -2472,7 +2476,7 @@
           </w:p>
           <w:p>
             <w:pPr>
-              <w:spacing w:before="0" w:after="0" w:line="60" w:lineRule="auto"/>
+              <w:spacing w:before="0" w:after="0" w:line="50" w:lineRule="exact"/>
             </w:pPr>
           </w:p>
           <w:tbl>
@@ -2541,25 +2545,25 @@
                 <w:rFonts w:ascii="Avenir Next" w:hAnsi="Avenir Next" w:cs="Avenir Next" w:eastAsia="Avenir Next"/>
                 <w:b/>
                 <w:color w:val="1A1A1A"/>
+                <w:sz w:val="22"/>
+                <w:szCs w:val="18"/>
+              </w:rPr>
+              <w:t xml:space="preserve">Answer</w:t>
+            </w:r>
+            <w:r>
+              <w:rPr>
+                <w:rFonts w:ascii="Avenir Next" w:hAnsi="Avenir Next" w:cs="Avenir Next" w:eastAsia="Avenir Next"/>
+                <w:color w:val="1A1A1A"/>
                 <w:sz w:val="18"/>
                 <w:szCs w:val="18"/>
               </w:rPr>
-              <w:t xml:space="preserve">Answer</w:t>
-            </w:r>
-            <w:r>
-              <w:rPr>
-                <w:rFonts w:ascii="Avenir Next" w:hAnsi="Avenir Next" w:cs="Avenir Next" w:eastAsia="Avenir Next"/>
-                <w:color w:val="1A1A1A"/>
-                <w:sz w:val="18"/>
-                <w:szCs w:val="18"/>
-              </w:rPr>
               <w:tab/>
             </w:r>
             <w:r>
               <w:rPr>
                 <w:rFonts w:ascii="Avenir Next" w:hAnsi="Avenir Next" w:cs="Avenir Next" w:eastAsia="Avenir Next"/>
                 <w:color w:val="1A1A1A"/>
-                <w:sz w:val="18"/>
+                <w:sz w:val="22"/>
                 <w:szCs w:val="18"/>
               </w:rPr>
               <w:t xml:space="preserve">  lb</w:t>
@@ -2570,12 +2574,12 @@
     </w:tbl>
     <w:p>
       <w:pPr>
-        <w:spacing w:before="0" w:after="0" w:line="20" w:lineRule="exact"/>
+        <w:spacing w:before="0" w:after="0" w:line="50" w:lineRule="exact"/>
       </w:pPr>
     </w:p>
     <w:p>
       <w:pPr>
-        <w:spacing w:before="0" w:after="0" w:line="20" w:lineRule="exact"/>
+        <w:spacing w:before="0" w:after="0" w:line="50" w:lineRule="exact"/>
       </w:pPr>
     </w:p>
     <w:tbl>
@@ -2625,18 +2629,18 @@
                 <w:rFonts w:ascii="Avenir Next" w:hAnsi="Avenir Next" w:cs="Avenir Next" w:eastAsia="Avenir Next"/>
                 <w:b/>
                 <w:color w:val="1A1A1A"/>
+                <w:sz w:val="22"/>
+                <w:szCs w:val="20"/>
+              </w:rPr>
+              <w:t xml:space="preserve">8.</w:t>
+            </w:r>
+            <w:r>
+              <w:rPr>
+                <w:rFonts w:ascii="Avenir Next" w:hAnsi="Avenir Next" w:cs="Avenir Next" w:eastAsia="Avenir Next"/>
+                <w:color w:val="1A1A1A"/>
                 <w:sz w:val="20"/>
                 <w:szCs w:val="20"/>
               </w:rPr>
-              <w:t xml:space="preserve">8.</w:t>
-            </w:r>
-            <w:r>
-              <w:rPr>
-                <w:rFonts w:ascii="Avenir Next" w:hAnsi="Avenir Next" w:cs="Avenir Next" w:eastAsia="Avenir Next"/>
-                <w:color w:val="1A1A1A"/>
-                <w:sz w:val="20"/>
-                <w:szCs w:val="20"/>
-              </w:rPr>
               <w:tab/>
             </w:r>
             <w:r>
@@ -2644,7 +2648,7 @@
                 <w:rFonts w:ascii="Avenir Next" w:hAnsi="Avenir Next" w:cs="Avenir Next" w:eastAsia="Avenir Next"/>
                 <w:b/>
                 <w:color w:val="1A1A1A"/>
-                <w:sz w:val="20"/>
+                <w:sz w:val="22"/>
                 <w:szCs w:val="20"/>
               </w:rPr>
               <w:t xml:space="preserve">Which Is Longer?  </w:t>
@@ -2653,7 +2657,7 @@
               <w:rPr>
                 <w:rFonts w:ascii="Avenir Next" w:hAnsi="Avenir Next" w:cs="Avenir Next" w:eastAsia="Avenir Next"/>
                 <w:color w:val="1A1A1A"/>
-                <w:sz w:val="20"/>
+                <w:sz w:val="22"/>
                 <w:szCs w:val="20"/>
               </w:rPr>
               <w:t xml:space="preserve">A rope is 3 m long. A cable is 10.5 ft long. (1 m ≈ 3.28 ft)</w:t>
@@ -2670,7 +2674,7 @@
                 <w:rFonts w:ascii="Avenir Next" w:hAnsi="Avenir Next" w:cs="Avenir Next" w:eastAsia="Avenir Next"/>
                 <w:b/>
                 <w:color w:val="003A70"/>
-                <w:sz w:val="17"/>
+                <w:sz w:val="22"/>
                 <w:szCs w:val="17"/>
               </w:rPr>
               <w:t xml:space="preserve">Hint  </w:t>
@@ -2680,7 +2684,7 @@
                 <w:rFonts w:ascii="Avenir Next" w:hAnsi="Avenir Next" w:cs="Avenir Next" w:eastAsia="Avenir Next"/>
                 <w:i/>
                 <w:color w:val="5A5F66"/>
-                <w:sz w:val="17"/>
+                <w:sz w:val="22"/>
                 <w:szCs w:val="17"/>
               </w:rPr>
               <w:t xml:space="preserve">Put both lengths in feet before you compare.</w:t>
@@ -2700,10 +2704,28 @@
                 <w:rFonts w:ascii="Avenir Next" w:hAnsi="Avenir Next" w:cs="Avenir Next" w:eastAsia="Avenir Next"/>
                 <w:b/>
                 <w:color w:val="003A70"/>
+                <w:sz w:val="22"/>
+                <w:szCs w:val="20"/>
+              </w:rPr>
+              <w:t xml:space="preserve">a.</w:t>
+            </w:r>
+            <w:r>
+              <w:rPr>
+                <w:rFonts w:ascii="Avenir Next" w:hAnsi="Avenir Next" w:cs="Avenir Next" w:eastAsia="Avenir Next"/>
+                <w:color w:val="1A1A1A"/>
                 <w:sz w:val="20"/>
                 <w:szCs w:val="20"/>
               </w:rPr>
-              <w:t xml:space="preserve">a.</w:t>
+              <w:tab/>
+            </w:r>
+            <w:r>
+              <w:rPr>
+                <w:rFonts w:ascii="Avenir Next" w:hAnsi="Avenir Next" w:cs="Avenir Next" w:eastAsia="Avenir Next"/>
+                <w:color w:val="1A1A1A"/>
+                <w:sz w:val="22"/>
+                <w:szCs w:val="20"/>
+              </w:rPr>
+              <w:t xml:space="preserve">Rope length in feet:</w:t>
             </w:r>
             <w:r>
               <w:rPr>
@@ -2712,7 +2734,7 @@
                 <w:sz w:val="20"/>
                 <w:szCs w:val="20"/>
               </w:rPr>
-              <w:tab/>
+              <w:t xml:space="preserve">  </w:t>
             </w:r>
             <w:r>
               <w:rPr>
@@ -2720,24 +2742,6 @@
                 <w:color w:val="1A1A1A"/>
                 <w:sz w:val="20"/>
                 <w:szCs w:val="20"/>
-              </w:rPr>
-              <w:t xml:space="preserve">Rope length in feet:</w:t>
-            </w:r>
-            <w:r>
-              <w:rPr>
-                <w:rFonts w:ascii="Avenir Next" w:hAnsi="Avenir Next" w:cs="Avenir Next" w:eastAsia="Avenir Next"/>
-                <w:color w:val="1A1A1A"/>
-                <w:sz w:val="20"/>
-                <w:szCs w:val="20"/>
-              </w:rPr>
-              <w:t xml:space="preserve">  </w:t>
-            </w:r>
-            <w:r>
-              <w:rPr>
-                <w:rFonts w:ascii="Avenir Next" w:hAnsi="Avenir Next" w:cs="Avenir Next" w:eastAsia="Avenir Next"/>
-                <w:color w:val="1A1A1A"/>
-                <w:sz w:val="20"/>
-                <w:szCs w:val="20"/>
                 <w:u w:val="single"/>
               </w:rPr>
               <w:t xml:space="preserve">                </w:t>
@@ -2746,7 +2750,7 @@
               <w:rPr>
                 <w:rFonts w:ascii="Avenir Next" w:hAnsi="Avenir Next" w:cs="Avenir Next" w:eastAsia="Avenir Next"/>
                 <w:color w:val="1A1A1A"/>
-                <w:sz w:val="20"/>
+                <w:sz w:val="22"/>
                 <w:szCs w:val="20"/>
               </w:rPr>
               <w:t xml:space="preserve"> ft</w:t>
@@ -2766,10 +2770,28 @@
                 <w:rFonts w:ascii="Avenir Next" w:hAnsi="Avenir Next" w:cs="Avenir Next" w:eastAsia="Avenir Next"/>
                 <w:b/>
                 <w:color w:val="003A70"/>
+                <w:sz w:val="22"/>
+                <w:szCs w:val="20"/>
+              </w:rPr>
+              <w:t xml:space="preserve">b.</w:t>
+            </w:r>
+            <w:r>
+              <w:rPr>
+                <w:rFonts w:ascii="Avenir Next" w:hAnsi="Avenir Next" w:cs="Avenir Next" w:eastAsia="Avenir Next"/>
+                <w:color w:val="1A1A1A"/>
                 <w:sz w:val="20"/>
                 <w:szCs w:val="20"/>
               </w:rPr>
-              <w:t xml:space="preserve">b.</w:t>
+              <w:tab/>
+            </w:r>
+            <w:r>
+              <w:rPr>
+                <w:rFonts w:ascii="Avenir Next" w:hAnsi="Avenir Next" w:cs="Avenir Next" w:eastAsia="Avenir Next"/>
+                <w:color w:val="1A1A1A"/>
+                <w:sz w:val="22"/>
+                <w:szCs w:val="20"/>
+              </w:rPr>
+              <w:t xml:space="preserve">Which is longer, and by about how much?</w:t>
             </w:r>
             <w:r>
               <w:rPr>
@@ -2778,7 +2800,7 @@
                 <w:sz w:val="20"/>
                 <w:szCs w:val="20"/>
               </w:rPr>
-              <w:tab/>
+              <w:t xml:space="preserve">  </w:t>
             </w:r>
             <w:r>
               <w:rPr>
@@ -2786,24 +2808,6 @@
                 <w:color w:val="1A1A1A"/>
                 <w:sz w:val="20"/>
                 <w:szCs w:val="20"/>
-              </w:rPr>
-              <w:t xml:space="preserve">Which is longer, and by about how much?</w:t>
-            </w:r>
-            <w:r>
-              <w:rPr>
-                <w:rFonts w:ascii="Avenir Next" w:hAnsi="Avenir Next" w:cs="Avenir Next" w:eastAsia="Avenir Next"/>
-                <w:color w:val="1A1A1A"/>
-                <w:sz w:val="20"/>
-                <w:szCs w:val="20"/>
-              </w:rPr>
-              <w:t xml:space="preserve">  </w:t>
-            </w:r>
-            <w:r>
-              <w:rPr>
-                <w:rFonts w:ascii="Avenir Next" w:hAnsi="Avenir Next" w:cs="Avenir Next" w:eastAsia="Avenir Next"/>
-                <w:color w:val="1A1A1A"/>
-                <w:sz w:val="20"/>
-                <w:szCs w:val="20"/>
                 <w:u w:val="single"/>
               </w:rPr>
               <w:t xml:space="preserve">                      </w:t>
@@ -2811,7 +2815,7 @@
           </w:p>
           <w:p>
             <w:pPr>
-              <w:spacing w:before="0" w:after="0" w:line="60" w:lineRule="auto"/>
+              <w:spacing w:before="0" w:after="0" w:line="50" w:lineRule="exact"/>
             </w:pPr>
           </w:p>
           <w:tbl>
@@ -2869,7 +2873,7 @@
           </w:tbl>
           <w:p>
             <w:pPr>
-              <w:spacing w:before="0" w:after="0" w:line="24" w:lineRule="auto"/>
+              <w:spacing w:before="0" w:after="0" w:line="50" w:lineRule="exact"/>
             </w:pPr>
           </w:p>
         </w:tc>
@@ -2877,11 +2881,12 @@
     </w:tbl>
     <w:p>
       <w:pPr>
-        <w:spacing w:before="0" w:after="0" w:line="20" w:lineRule="exact"/>
+        <w:spacing w:before="0" w:after="0" w:line="50" w:lineRule="exact"/>
       </w:pPr>
     </w:p>
     <w:p>
       <w:pPr>
+        <w:pStyle w:val="Heading2"/>
         <w:keepNext/>
         <w:pBdr>
           <w:bottom w:val="single" w:sz="8" w:space="3" w:color="003A70"/>
@@ -2897,7 +2902,7 @@
           <w:b/>
           <w:color w:val="003A70"/>
           <w:spacing w:val="14"/>
-          <w:sz w:val="19"/>
+          <w:sz w:val="22"/>
           <w:szCs w:val="19"/>
         </w:rPr>
         <w:t xml:space="preserve">FIND THE ERROR</w:t>
@@ -2916,7 +2921,7 @@
           <w:rFonts w:ascii="Avenir Next" w:hAnsi="Avenir Next" w:cs="Avenir Next" w:eastAsia="Avenir Next"/>
           <w:i/>
           <w:color w:val="5A5F66"/>
-          <w:sz w:val="17"/>
+          <w:sz w:val="22"/>
           <w:szCs w:val="17"/>
         </w:rPr>
         <w:t xml:space="preserve">explain the mistake, then fix it</w:t>
@@ -2924,7 +2929,7 @@
     </w:p>
     <w:p>
       <w:pPr>
-        <w:spacing w:before="0" w:after="0" w:line="20" w:lineRule="exact"/>
+        <w:spacing w:before="0" w:after="0" w:line="50" w:lineRule="exact"/>
       </w:pPr>
     </w:p>
     <w:tbl>
@@ -2974,18 +2979,18 @@
                 <w:rFonts w:ascii="Avenir Next" w:hAnsi="Avenir Next" w:cs="Avenir Next" w:eastAsia="Avenir Next"/>
                 <w:b/>
                 <w:color w:val="1A1A1A"/>
+                <w:sz w:val="22"/>
+                <w:szCs w:val="20"/>
+              </w:rPr>
+              <w:t xml:space="preserve">9.</w:t>
+            </w:r>
+            <w:r>
+              <w:rPr>
+                <w:rFonts w:ascii="Avenir Next" w:hAnsi="Avenir Next" w:cs="Avenir Next" w:eastAsia="Avenir Next"/>
+                <w:color w:val="1A1A1A"/>
                 <w:sz w:val="20"/>
                 <w:szCs w:val="20"/>
               </w:rPr>
-              <w:t xml:space="preserve">9.</w:t>
-            </w:r>
-            <w:r>
-              <w:rPr>
-                <w:rFonts w:ascii="Avenir Next" w:hAnsi="Avenir Next" w:cs="Avenir Next" w:eastAsia="Avenir Next"/>
-                <w:color w:val="1A1A1A"/>
-                <w:sz w:val="20"/>
-                <w:szCs w:val="20"/>
-              </w:rPr>
               <w:tab/>
             </w:r>
             <w:r>
@@ -2993,7 +2998,7 @@
                 <w:rFonts w:ascii="Avenir Next" w:hAnsi="Avenir Next" w:cs="Avenir Next" w:eastAsia="Avenir Next"/>
                 <w:b/>
                 <w:color w:val="1A1A1A"/>
-                <w:sz w:val="20"/>
+                <w:sz w:val="22"/>
                 <w:szCs w:val="20"/>
               </w:rPr>
               <w:t xml:space="preserve">DeShawn’s Work.  </w:t>
@@ -3002,7 +3007,7 @@
               <w:rPr>
                 <w:rFonts w:ascii="Avenir Next" w:hAnsi="Avenir Next" w:cs="Avenir Next" w:eastAsia="Avenir Next"/>
                 <w:color w:val="1A1A1A"/>
-                <w:sz w:val="20"/>
+                <w:sz w:val="22"/>
                 <w:szCs w:val="20"/>
               </w:rPr>
               <w:t xml:space="preserve">DeShawn converted 40 miles to kilometers by dividing: 40 ÷ 1.6 = 25 km. Explain why 25 km is impossible for 40 miles. Then find the correct distance. (1 mi ≈ 1.6 km)</w:t>
@@ -3048,7 +3053,7 @@
                 </w:tcPr>
                 <w:p>
                   <w:pPr>
-                    <w:spacing w:before="0" w:after="0" w:line="240" w:lineRule="auto"/>
+                    <w:spacing w:before="0" w:after="0" w:line="50" w:lineRule="exact"/>
                   </w:pPr>
                 </w:p>
               </w:tc>
@@ -3068,7 +3073,7 @@
                 </w:tcPr>
                 <w:p>
                   <w:pPr>
-                    <w:spacing w:before="0" w:after="0" w:line="240" w:lineRule="auto"/>
+                    <w:spacing w:before="0" w:after="0" w:line="50" w:lineRule="exact"/>
                   </w:pPr>
                 </w:p>
               </w:tc>
@@ -3088,7 +3093,7 @@
                 </w:tcPr>
                 <w:p>
                   <w:pPr>
-                    <w:spacing w:before="0" w:after="0" w:line="240" w:lineRule="auto"/>
+                    <w:spacing w:before="0" w:after="0" w:line="50" w:lineRule="exact"/>
                   </w:pPr>
                 </w:p>
               </w:tc>
@@ -3096,7 +3101,7 @@
           </w:tbl>
           <w:p>
             <w:pPr>
-              <w:spacing w:before="0" w:after="0" w:line="24" w:lineRule="auto"/>
+              <w:spacing w:before="0" w:after="0" w:line="50" w:lineRule="exact"/>
             </w:pPr>
           </w:p>
         </w:tc>
@@ -3104,11 +3109,12 @@
     </w:tbl>
     <w:p>
       <w:pPr>
-        <w:spacing w:before="0" w:after="0" w:line="20" w:lineRule="exact"/>
+        <w:spacing w:before="0" w:after="0" w:line="50" w:lineRule="exact"/>
       </w:pPr>
     </w:p>
     <w:p>
       <w:pPr>
+        <w:pStyle w:val="Heading2"/>
         <w:keepNext/>
         <w:pBdr>
           <w:bottom w:val="single" w:sz="8" w:space="3" w:color="003A70"/>
@@ -3124,7 +3130,7 @@
           <w:b/>
           <w:color w:val="003A70"/>
           <w:spacing w:val="14"/>
-          <w:sz w:val="19"/>
+          <w:sz w:val="22"/>
           <w:szCs w:val="19"/>
         </w:rPr>
         <w:t xml:space="preserve">TEST PRACTICE</w:t>
@@ -3143,7 +3149,7 @@
           <w:rFonts w:ascii="Avenir Next" w:hAnsi="Avenir Next" w:cs="Avenir Next" w:eastAsia="Avenir Next"/>
           <w:i/>
           <w:color w:val="5A5F66"/>
-          <w:sz w:val="17"/>
+          <w:sz w:val="22"/>
           <w:szCs w:val="17"/>
         </w:rPr>
         <w:t xml:space="preserve">choose the best answer</w:t>
@@ -3151,7 +3157,7 @@
     </w:p>
     <w:p>
       <w:pPr>
-        <w:spacing w:before="0" w:after="0" w:line="20" w:lineRule="exact"/>
+        <w:spacing w:before="0" w:after="0" w:line="50" w:lineRule="exact"/>
       </w:pPr>
     </w:p>
     <w:tbl>
@@ -3201,25 +3207,25 @@
                 <w:rFonts w:ascii="Avenir Next" w:hAnsi="Avenir Next" w:cs="Avenir Next" w:eastAsia="Avenir Next"/>
                 <w:b/>
                 <w:color w:val="1A1A1A"/>
+                <w:sz w:val="22"/>
+                <w:szCs w:val="20"/>
+              </w:rPr>
+              <w:t xml:space="preserve">10.</w:t>
+            </w:r>
+            <w:r>
+              <w:rPr>
+                <w:rFonts w:ascii="Avenir Next" w:hAnsi="Avenir Next" w:cs="Avenir Next" w:eastAsia="Avenir Next"/>
+                <w:color w:val="1A1A1A"/>
                 <w:sz w:val="20"/>
                 <w:szCs w:val="20"/>
               </w:rPr>
-              <w:t xml:space="preserve">10.</w:t>
-            </w:r>
-            <w:r>
-              <w:rPr>
-                <w:rFonts w:ascii="Avenir Next" w:hAnsi="Avenir Next" w:cs="Avenir Next" w:eastAsia="Avenir Next"/>
-                <w:color w:val="1A1A1A"/>
-                <w:sz w:val="20"/>
-                <w:szCs w:val="20"/>
-              </w:rPr>
               <w:tab/>
             </w:r>
             <w:r>
               <w:rPr>
                 <w:rFonts w:ascii="Avenir Next" w:hAnsi="Avenir Next" w:cs="Avenir Next" w:eastAsia="Avenir Next"/>
                 <w:color w:val="1A1A1A"/>
-                <w:sz w:val="20"/>
+                <w:sz w:val="22"/>
                 <w:szCs w:val="20"/>
               </w:rPr>
               <w:t xml:space="preserve">3 meters is about how many feet? (1 m ≈ 3.28 ft)</w:t>
@@ -3275,7 +3281,7 @@
                       <w:rFonts w:ascii="Avenir Next" w:hAnsi="Avenir Next" w:cs="Avenir Next" w:eastAsia="Avenir Next"/>
                       <w:b/>
                       <w:color w:val="003A70"/>
-                      <w:sz w:val="19"/>
+                      <w:sz w:val="22"/>
                       <w:szCs w:val="19"/>
                     </w:rPr>
                     <w:t xml:space="preserve">A</w:t>
@@ -3293,7 +3299,7 @@
                     <w:rPr>
                       <w:rFonts w:ascii="Avenir Next" w:hAnsi="Avenir Next" w:cs="Avenir Next" w:eastAsia="Avenir Next"/>
                       <w:color w:val="1A1A1A"/>
-                      <w:sz w:val="19"/>
+                      <w:sz w:val="22"/>
                       <w:szCs w:val="19"/>
                     </w:rPr>
                     <w:t xml:space="preserve">0.91</w:t>
@@ -3318,7 +3324,7 @@
                       <w:rFonts w:ascii="Avenir Next" w:hAnsi="Avenir Next" w:cs="Avenir Next" w:eastAsia="Avenir Next"/>
                       <w:b/>
                       <w:color w:val="003A70"/>
-                      <w:sz w:val="19"/>
+                      <w:sz w:val="22"/>
                       <w:szCs w:val="19"/>
                     </w:rPr>
                     <w:t xml:space="preserve">B</w:t>
@@ -3336,7 +3342,7 @@
                     <w:rPr>
                       <w:rFonts w:ascii="Avenir Next" w:hAnsi="Avenir Next" w:cs="Avenir Next" w:eastAsia="Avenir Next"/>
                       <w:color w:val="1A1A1A"/>
-                      <w:sz w:val="19"/>
+                      <w:sz w:val="22"/>
                       <w:szCs w:val="19"/>
                     </w:rPr>
                     <w:t xml:space="preserve">6.28</w:t>
@@ -3361,7 +3367,7 @@
                       <w:rFonts w:ascii="Avenir Next" w:hAnsi="Avenir Next" w:cs="Avenir Next" w:eastAsia="Avenir Next"/>
                       <w:b/>
                       <w:color w:val="003A70"/>
-                      <w:sz w:val="19"/>
+                      <w:sz w:val="22"/>
                       <w:szCs w:val="19"/>
                     </w:rPr>
                     <w:t xml:space="preserve">C</w:t>
@@ -3379,7 +3385,7 @@
                     <w:rPr>
                       <w:rFonts w:ascii="Avenir Next" w:hAnsi="Avenir Next" w:cs="Avenir Next" w:eastAsia="Avenir Next"/>
                       <w:color w:val="1A1A1A"/>
-                      <w:sz w:val="19"/>
+                      <w:sz w:val="22"/>
                       <w:szCs w:val="19"/>
                     </w:rPr>
                     <w:t xml:space="preserve">9.84</w:t>
@@ -3404,7 +3410,7 @@
                       <w:rFonts w:ascii="Avenir Next" w:hAnsi="Avenir Next" w:cs="Avenir Next" w:eastAsia="Avenir Next"/>
                       <w:b/>
                       <w:color w:val="003A70"/>
-                      <w:sz w:val="19"/>
+                      <w:sz w:val="22"/>
                       <w:szCs w:val="19"/>
                     </w:rPr>
                     <w:t xml:space="preserve">D</w:t>
@@ -3422,7 +3428,7 @@
                     <w:rPr>
                       <w:rFonts w:ascii="Avenir Next" w:hAnsi="Avenir Next" w:cs="Avenir Next" w:eastAsia="Avenir Next"/>
                       <w:color w:val="1A1A1A"/>
-                      <w:sz w:val="19"/>
+                      <w:sz w:val="22"/>
                       <w:szCs w:val="19"/>
                     </w:rPr>
                     <w:t xml:space="preserve">32.8</w:t>
@@ -3433,7 +3439,7 @@
           </w:tbl>
           <w:p>
             <w:pPr>
-              <w:spacing w:before="0" w:after="0" w:line="24" w:lineRule="auto"/>
+              <w:spacing w:before="0" w:after="0" w:line="50" w:lineRule="exact"/>
             </w:pPr>
           </w:p>
         </w:tc>
@@ -3441,12 +3447,12 @@
     </w:tbl>
     <w:p>
       <w:pPr>
-        <w:spacing w:before="0" w:after="0" w:line="20" w:lineRule="exact"/>
+        <w:spacing w:before="0" w:after="0" w:line="50" w:lineRule="exact"/>
       </w:pPr>
     </w:p>
     <w:p>
       <w:pPr>
-        <w:spacing w:before="0" w:after="0" w:line="20" w:lineRule="exact"/>
+        <w:spacing w:before="0" w:after="0" w:line="50" w:lineRule="exact"/>
       </w:pPr>
     </w:p>
     <w:tbl>
@@ -3496,25 +3502,25 @@
                 <w:rFonts w:ascii="Avenir Next" w:hAnsi="Avenir Next" w:cs="Avenir Next" w:eastAsia="Avenir Next"/>
                 <w:b/>
                 <w:color w:val="1A1A1A"/>
+                <w:sz w:val="22"/>
+                <w:szCs w:val="20"/>
+              </w:rPr>
+              <w:t xml:space="preserve">11.</w:t>
+            </w:r>
+            <w:r>
+              <w:rPr>
+                <w:rFonts w:ascii="Avenir Next" w:hAnsi="Avenir Next" w:cs="Avenir Next" w:eastAsia="Avenir Next"/>
+                <w:color w:val="1A1A1A"/>
                 <w:sz w:val="20"/>
                 <w:szCs w:val="20"/>
               </w:rPr>
-              <w:t xml:space="preserve">11.</w:t>
-            </w:r>
-            <w:r>
-              <w:rPr>
-                <w:rFonts w:ascii="Avenir Next" w:hAnsi="Avenir Next" w:cs="Avenir Next" w:eastAsia="Avenir Next"/>
-                <w:color w:val="1A1A1A"/>
-                <w:sz w:val="20"/>
-                <w:szCs w:val="20"/>
-              </w:rPr>
               <w:tab/>
             </w:r>
             <w:r>
               <w:rPr>
                 <w:rFonts w:ascii="Avenir Next" w:hAnsi="Avenir Next" w:cs="Avenir Next" w:eastAsia="Avenir Next"/>
                 <w:color w:val="1A1A1A"/>
-                <w:sz w:val="20"/>
+                <w:sz w:val="22"/>
                 <w:szCs w:val="20"/>
               </w:rPr>
               <w:t xml:space="preserve">6.6 pounds is about how many kilograms? (1 kg ≈ 2.2 lb)</w:t>
@@ -3570,7 +3576,7 @@
                       <w:rFonts w:ascii="Avenir Next" w:hAnsi="Avenir Next" w:cs="Avenir Next" w:eastAsia="Avenir Next"/>
                       <w:b/>
                       <w:color w:val="003A70"/>
-                      <w:sz w:val="19"/>
+                      <w:sz w:val="22"/>
                       <w:szCs w:val="19"/>
                     </w:rPr>
                     <w:t xml:space="preserve">A</w:t>
@@ -3588,7 +3594,7 @@
                     <w:rPr>
                       <w:rFonts w:ascii="Avenir Next" w:hAnsi="Avenir Next" w:cs="Avenir Next" w:eastAsia="Avenir Next"/>
                       <w:color w:val="1A1A1A"/>
-                      <w:sz w:val="19"/>
+                      <w:sz w:val="22"/>
                       <w:szCs w:val="19"/>
                     </w:rPr>
                     <w:t xml:space="preserve">3</w:t>
@@ -3613,7 +3619,7 @@
                       <w:rFonts w:ascii="Avenir Next" w:hAnsi="Avenir Next" w:cs="Avenir Next" w:eastAsia="Avenir Next"/>
                       <w:b/>
                       <w:color w:val="003A70"/>
-                      <w:sz w:val="19"/>
+                      <w:sz w:val="22"/>
                       <w:szCs w:val="19"/>
                     </w:rPr>
                     <w:t xml:space="preserve">B</w:t>
@@ -3631,7 +3637,7 @@
                     <w:rPr>
                       <w:rFonts w:ascii="Avenir Next" w:hAnsi="Avenir Next" w:cs="Avenir Next" w:eastAsia="Avenir Next"/>
                       <w:color w:val="1A1A1A"/>
-                      <w:sz w:val="19"/>
+                      <w:sz w:val="22"/>
                       <w:szCs w:val="19"/>
                     </w:rPr>
                     <w:t xml:space="preserve">14.52</w:t>
@@ -3656,7 +3662,7 @@
                       <w:rFonts w:ascii="Avenir Next" w:hAnsi="Avenir Next" w:cs="Avenir Next" w:eastAsia="Avenir Next"/>
                       <w:b/>
                       <w:color w:val="003A70"/>
-                      <w:sz w:val="19"/>
+                      <w:sz w:val="22"/>
                       <w:szCs w:val="19"/>
                     </w:rPr>
                     <w:t xml:space="preserve">C</w:t>
@@ -3674,7 +3680,7 @@
                     <w:rPr>
                       <w:rFonts w:ascii="Avenir Next" w:hAnsi="Avenir Next" w:cs="Avenir Next" w:eastAsia="Avenir Next"/>
                       <w:color w:val="1A1A1A"/>
-                      <w:sz w:val="19"/>
+                      <w:sz w:val="22"/>
                       <w:szCs w:val="19"/>
                     </w:rPr>
                     <w:t xml:space="preserve">4.4</w:t>
@@ -3699,7 +3705,7 @@
                       <w:rFonts w:ascii="Avenir Next" w:hAnsi="Avenir Next" w:cs="Avenir Next" w:eastAsia="Avenir Next"/>
                       <w:b/>
                       <w:color w:val="003A70"/>
-                      <w:sz w:val="19"/>
+                      <w:sz w:val="22"/>
                       <w:szCs w:val="19"/>
                     </w:rPr>
                     <w:t xml:space="preserve">D</w:t>
@@ -3717,7 +3723,7 @@
                     <w:rPr>
                       <w:rFonts w:ascii="Avenir Next" w:hAnsi="Avenir Next" w:cs="Avenir Next" w:eastAsia="Avenir Next"/>
                       <w:color w:val="1A1A1A"/>
-                      <w:sz w:val="19"/>
+                      <w:sz w:val="22"/>
                       <w:szCs w:val="19"/>
                     </w:rPr>
                     <w:t xml:space="preserve">8.8</w:t>
@@ -3728,7 +3734,7 @@
           </w:tbl>
           <w:p>
             <w:pPr>
-              <w:spacing w:before="0" w:after="0" w:line="24" w:lineRule="auto"/>
+              <w:spacing w:before="0" w:after="0" w:line="50" w:lineRule="exact"/>
             </w:pPr>
           </w:p>
         </w:tc>
@@ -3736,11 +3742,12 @@
     </w:tbl>
     <w:p>
       <w:pPr>
-        <w:spacing w:before="0" w:after="0" w:line="20" w:lineRule="exact"/>
+        <w:spacing w:before="0" w:after="0" w:line="50" w:lineRule="exact"/>
       </w:pPr>
     </w:p>
     <w:p>
       <w:pPr>
+        <w:pStyle w:val="Heading2"/>
         <w:keepNext/>
         <w:pBdr>
           <w:bottom w:val="single" w:sz="8" w:space="3" w:color="003A70"/>
@@ -3756,7 +3763,7 @@
           <w:b/>
           <w:color w:val="003A70"/>
           <w:spacing w:val="14"/>
-          <w:sz w:val="19"/>
+          <w:sz w:val="22"/>
           <w:szCs w:val="19"/>
         </w:rPr>
         <w:t xml:space="preserve">SELF-CHECK CODE</w:t>
@@ -3775,7 +3782,7 @@
           <w:rFonts w:ascii="Avenir Next" w:hAnsi="Avenir Next" w:cs="Avenir Next" w:eastAsia="Avenir Next"/>
           <w:i/>
           <w:color w:val="5A5F66"/>
-          <w:sz w:val="17"/>
+          <w:sz w:val="22"/>
           <w:szCs w:val="17"/>
         </w:rPr>
         <w:t xml:space="preserve">find your answer · copy its letter into that problem’s box · spell a math word</w:t>
@@ -3833,7 +3840,7 @@
                 <w:rFonts w:ascii="Avenir Next" w:hAnsi="Avenir Next" w:cs="Avenir Next" w:eastAsia="Avenir Next"/>
                 <w:b/>
                 <w:color w:val="1A1A1A"/>
-                <w:sz w:val="18"/>
+                <w:sz w:val="22"/>
                 <w:szCs w:val="18"/>
               </w:rPr>
               <w:t xml:space="preserve">128</w:t>
@@ -3849,7 +3856,7 @@
                 <w:rFonts w:ascii="Avenir Next" w:hAnsi="Avenir Next" w:cs="Avenir Next" w:eastAsia="Avenir Next"/>
                 <w:b/>
                 <w:color w:val="003A70"/>
-                <w:sz w:val="18"/>
+                <w:sz w:val="22"/>
                 <w:szCs w:val="18"/>
               </w:rPr>
               <w:t xml:space="preserve">Z</w:t>
@@ -3872,7 +3879,7 @@
                 <w:rFonts w:ascii="Avenir Next" w:hAnsi="Avenir Next" w:cs="Avenir Next" w:eastAsia="Avenir Next"/>
                 <w:b/>
                 <w:color w:val="1A1A1A"/>
-                <w:sz w:val="18"/>
+                <w:sz w:val="22"/>
                 <w:szCs w:val="18"/>
               </w:rPr>
               <w:t xml:space="preserve">10.91</w:t>
@@ -3888,7 +3895,7 @@
                 <w:rFonts w:ascii="Avenir Next" w:hAnsi="Avenir Next" w:cs="Avenir Next" w:eastAsia="Avenir Next"/>
                 <w:b/>
                 <w:color w:val="003A70"/>
-                <w:sz w:val="18"/>
+                <w:sz w:val="22"/>
                 <w:szCs w:val="18"/>
               </w:rPr>
               <w:t xml:space="preserve">X</w:t>
@@ -3911,7 +3918,7 @@
                 <w:rFonts w:ascii="Avenir Next" w:hAnsi="Avenir Next" w:cs="Avenir Next" w:eastAsia="Avenir Next"/>
                 <w:b/>
                 <w:color w:val="1A1A1A"/>
-                <w:sz w:val="18"/>
+                <w:sz w:val="22"/>
                 <w:szCs w:val="18"/>
               </w:rPr>
               <w:t xml:space="preserve">213.2</w:t>
@@ -3927,7 +3934,7 @@
                 <w:rFonts w:ascii="Avenir Next" w:hAnsi="Avenir Next" w:cs="Avenir Next" w:eastAsia="Avenir Next"/>
                 <w:b/>
                 <w:color w:val="003A70"/>
-                <w:sz w:val="18"/>
+                <w:sz w:val="22"/>
                 <w:szCs w:val="18"/>
               </w:rPr>
               <w:t xml:space="preserve">N</w:t>
@@ -3950,7 +3957,7 @@
                 <w:rFonts w:ascii="Avenir Next" w:hAnsi="Avenir Next" w:cs="Avenir Next" w:eastAsia="Avenir Next"/>
                 <w:b/>
                 <w:color w:val="1A1A1A"/>
-                <w:sz w:val="18"/>
+                <w:sz w:val="22"/>
                 <w:szCs w:val="18"/>
               </w:rPr>
               <w:t xml:space="preserve">13.2</w:t>
@@ -3966,7 +3973,7 @@
                 <w:rFonts w:ascii="Avenir Next" w:hAnsi="Avenir Next" w:cs="Avenir Next" w:eastAsia="Avenir Next"/>
                 <w:b/>
                 <w:color w:val="003A70"/>
-                <w:sz w:val="18"/>
+                <w:sz w:val="22"/>
                 <w:szCs w:val="18"/>
               </w:rPr>
               <w:t xml:space="preserve">H</w:t>
@@ -3989,7 +3996,7 @@
                 <w:rFonts w:ascii="Avenir Next" w:hAnsi="Avenir Next" w:cs="Avenir Next" w:eastAsia="Avenir Next"/>
                 <w:b/>
                 <w:color w:val="1A1A1A"/>
-                <w:sz w:val="18"/>
+                <w:sz w:val="22"/>
                 <w:szCs w:val="18"/>
               </w:rPr>
               <w:t xml:space="preserve">52.8</w:t>
@@ -4005,7 +4012,7 @@
                 <w:rFonts w:ascii="Avenir Next" w:hAnsi="Avenir Next" w:cs="Avenir Next" w:eastAsia="Avenir Next"/>
                 <w:b/>
                 <w:color w:val="003A70"/>
-                <w:sz w:val="18"/>
+                <w:sz w:val="22"/>
                 <w:szCs w:val="18"/>
               </w:rPr>
               <w:t xml:space="preserve">G</w:t>
@@ -4028,7 +4035,7 @@
                 <w:rFonts w:ascii="Avenir Next" w:hAnsi="Avenir Next" w:cs="Avenir Next" w:eastAsia="Avenir Next"/>
                 <w:b/>
                 <w:color w:val="1A1A1A"/>
-                <w:sz w:val="18"/>
+                <w:sz w:val="22"/>
                 <w:szCs w:val="18"/>
               </w:rPr>
               <w:t xml:space="preserve">192</w:t>
@@ -4044,7 +4051,7 @@
                 <w:rFonts w:ascii="Avenir Next" w:hAnsi="Avenir Next" w:cs="Avenir Next" w:eastAsia="Avenir Next"/>
                 <w:b/>
                 <w:color w:val="003A70"/>
-                <w:sz w:val="18"/>
+                <w:sz w:val="22"/>
                 <w:szCs w:val="18"/>
               </w:rPr>
               <w:t xml:space="preserve">T</w:t>
@@ -4067,7 +4074,7 @@
                 <w:rFonts w:ascii="Avenir Next" w:hAnsi="Avenir Next" w:cs="Avenir Next" w:eastAsia="Avenir Next"/>
                 <w:b/>
                 <w:color w:val="1A1A1A"/>
-                <w:sz w:val="18"/>
+                <w:sz w:val="22"/>
                 <w:szCs w:val="18"/>
               </w:rPr>
               <w:t xml:space="preserve">75</w:t>
@@ -4083,7 +4090,7 @@
                 <w:rFonts w:ascii="Avenir Next" w:hAnsi="Avenir Next" w:cs="Avenir Next" w:eastAsia="Avenir Next"/>
                 <w:b/>
                 <w:color w:val="003A70"/>
-                <w:sz w:val="18"/>
+                <w:sz w:val="22"/>
                 <w:szCs w:val="18"/>
               </w:rPr>
               <w:t xml:space="preserve">Q</w:t>
@@ -4106,7 +4113,7 @@
                 <w:rFonts w:ascii="Avenir Next" w:hAnsi="Avenir Next" w:cs="Avenir Next" w:eastAsia="Avenir Next"/>
                 <w:b/>
                 <w:color w:val="1A1A1A"/>
-                <w:sz w:val="18"/>
+                <w:sz w:val="22"/>
                 <w:szCs w:val="18"/>
               </w:rPr>
               <w:t xml:space="preserve">13.12</w:t>
@@ -4122,7 +4129,7 @@
                 <w:rFonts w:ascii="Avenir Next" w:hAnsi="Avenir Next" w:cs="Avenir Next" w:eastAsia="Avenir Next"/>
                 <w:b/>
                 <w:color w:val="003A70"/>
-                <w:sz w:val="18"/>
+                <w:sz w:val="22"/>
                 <w:szCs w:val="18"/>
               </w:rPr>
               <w:t xml:space="preserve">L</w:t>
@@ -4145,7 +4152,7 @@
                 <w:rFonts w:ascii="Avenir Next" w:hAnsi="Avenir Next" w:cs="Avenir Next" w:eastAsia="Avenir Next"/>
                 <w:b/>
                 <w:color w:val="1A1A1A"/>
-                <w:sz w:val="18"/>
+                <w:sz w:val="22"/>
                 <w:szCs w:val="18"/>
               </w:rPr>
               <w:t xml:space="preserve">50</w:t>
@@ -4161,7 +4168,7 @@
                 <w:rFonts w:ascii="Avenir Next" w:hAnsi="Avenir Next" w:cs="Avenir Next" w:eastAsia="Avenir Next"/>
                 <w:b/>
                 <w:color w:val="003A70"/>
-                <w:sz w:val="18"/>
+                <w:sz w:val="22"/>
                 <w:szCs w:val="18"/>
               </w:rPr>
               <w:t xml:space="preserve">E</w:t>
@@ -4172,7 +4179,7 @@
     </w:tbl>
     <w:p>
       <w:pPr>
-        <w:spacing w:before="0" w:after="0" w:line="60" w:lineRule="auto"/>
+        <w:spacing w:before="0" w:after="0" w:line="50" w:lineRule="exact"/>
       </w:pPr>
     </w:p>
     <w:tbl>
@@ -4339,7 +4346,7 @@
     </w:tbl>
     <w:p>
       <w:pPr>
-        <w:spacing w:before="0" w:after="0" w:line="40" w:lineRule="auto"/>
+        <w:spacing w:before="0" w:after="0" w:line="50" w:lineRule="exact"/>
       </w:pPr>
     </w:p>
     <w:tbl>
@@ -4381,6 +4388,7 @@
           </w:tcPr>
           <w:p>
             <w:pPr>
+              <w:pStyle w:val="Heading2"/>
               <w:spacing w:before="0" w:after="0" w:line="240" w:lineRule="auto"/>
             </w:pPr>
             <w:r>
@@ -4418,7 +4426,7 @@
               <w:rPr>
                 <w:rFonts w:ascii="Avenir Next" w:hAnsi="Avenir Next" w:cs="Avenir Next" w:eastAsia="Avenir Next"/>
                 <w:color w:val="1A1A1A"/>
-                <w:sz w:val="17"/>
+                <w:sz w:val="22"/>
                 <w:szCs w:val="17"/>
               </w:rPr>
               <w:t xml:space="preserve">  I can do this on my own</w:t>
@@ -4447,7 +4455,7 @@
               <w:rPr>
                 <w:rFonts w:ascii="Avenir Next" w:hAnsi="Avenir Next" w:cs="Avenir Next" w:eastAsia="Avenir Next"/>
                 <w:color w:val="1A1A1A"/>
-                <w:sz w:val="17"/>
+                <w:sz w:val="22"/>
                 <w:szCs w:val="17"/>
               </w:rPr>
               <w:t xml:space="preserve">  I need a little help</w:t>
@@ -4476,7 +4484,7 @@
               <w:rPr>
                 <w:rFonts w:ascii="Avenir Next" w:hAnsi="Avenir Next" w:cs="Avenir Next" w:eastAsia="Avenir Next"/>
                 <w:color w:val="1A1A1A"/>
-                <w:sz w:val="17"/>
+                <w:sz w:val="22"/>
                 <w:szCs w:val="17"/>
               </w:rPr>
               <w:t xml:space="preserve">  I have a question about #</w:t>
@@ -4497,7 +4505,7 @@
     </w:tbl>
     <w:p>
       <w:pPr>
-        <w:spacing w:before="0" w:after="0" w:line="20" w:lineRule="exact"/>
+        <w:spacing w:before="0" w:after="0" w:line="50" w:lineRule="exact"/>
       </w:pPr>
     </w:p>
     <w:sectPr>
@@ -4583,7 +4591,106 @@
               <w:sz w:val="15"/>
               <w:szCs w:val="15"/>
             </w:rPr>
-            <w:t xml:space="preserve">Lesson 3-7  ·  Session 1  ·  Practice Form B</w:t>
+            <w:t xml:space="preserve">3-7 · Page </w:t>
+          </w:r>
+          <w:r>
+            <w:rPr>
+              <w:rFonts w:ascii="Avenir Next" w:hAnsi="Avenir Next" w:cs="Avenir Next" w:eastAsia="Avenir Next"/>
+              <w:color w:val="5A5F66"/>
+              <w:sz w:val="15"/>
+              <w:szCs w:val="15"/>
+            </w:rPr>
+            <w:fldChar w:fldCharType="begin"/>
+          </w:r>
+          <w:r>
+            <w:rPr>
+              <w:rFonts w:ascii="Avenir Next" w:hAnsi="Avenir Next" w:cs="Avenir Next" w:eastAsia="Avenir Next"/>
+              <w:color w:val="5A5F66"/>
+              <w:sz w:val="15"/>
+              <w:szCs w:val="15"/>
+            </w:rPr>
+            <w:instrText xml:space="preserve"> PAGE </w:instrText>
+          </w:r>
+          <w:r>
+            <w:rPr>
+              <w:rFonts w:ascii="Avenir Next" w:hAnsi="Avenir Next" w:cs="Avenir Next" w:eastAsia="Avenir Next"/>
+              <w:color w:val="5A5F66"/>
+              <w:sz w:val="15"/>
+              <w:szCs w:val="15"/>
+            </w:rPr>
+            <w:fldChar w:fldCharType="separate"/>
+          </w:r>
+          <w:r>
+            <w:rPr>
+              <w:rFonts w:ascii="Avenir Next" w:hAnsi="Avenir Next" w:cs="Avenir Next" w:eastAsia="Avenir Next"/>
+              <w:color w:val="5A5F66"/>
+              <w:sz w:val="15"/>
+              <w:szCs w:val="15"/>
+            </w:rPr>
+            <w:t xml:space="preserve">1</w:t>
+          </w:r>
+          <w:r>
+            <w:rPr>
+              <w:rFonts w:ascii="Avenir Next" w:hAnsi="Avenir Next" w:cs="Avenir Next" w:eastAsia="Avenir Next"/>
+              <w:color w:val="5A5F66"/>
+              <w:sz w:val="15"/>
+              <w:szCs w:val="15"/>
+            </w:rPr>
+            <w:fldChar w:fldCharType="end"/>
+          </w:r>
+          <w:r>
+            <w:rPr>
+              <w:rFonts w:ascii="Avenir Next" w:hAnsi="Avenir Next" w:cs="Avenir Next" w:eastAsia="Avenir Next"/>
+              <w:color w:val="5A5F66"/>
+              <w:sz w:val="15"/>
+              <w:szCs w:val="15"/>
+            </w:rPr>
+            <w:t xml:space="preserve"> of </w:t>
+          </w:r>
+          <w:r>
+            <w:rPr>
+              <w:rFonts w:ascii="Avenir Next" w:hAnsi="Avenir Next" w:cs="Avenir Next" w:eastAsia="Avenir Next"/>
+              <w:color w:val="5A5F66"/>
+              <w:sz w:val="15"/>
+              <w:szCs w:val="15"/>
+            </w:rPr>
+            <w:fldChar w:fldCharType="begin"/>
+          </w:r>
+          <w:r>
+            <w:rPr>
+              <w:rFonts w:ascii="Avenir Next" w:hAnsi="Avenir Next" w:cs="Avenir Next" w:eastAsia="Avenir Next"/>
+              <w:color w:val="5A5F66"/>
+              <w:sz w:val="15"/>
+              <w:szCs w:val="15"/>
+            </w:rPr>
+            <w:instrText xml:space="preserve"> NUMPAGES </w:instrText>
+          </w:r>
+          <w:r>
+            <w:rPr>
+              <w:rFonts w:ascii="Avenir Next" w:hAnsi="Avenir Next" w:cs="Avenir Next" w:eastAsia="Avenir Next"/>
+              <w:color w:val="5A5F66"/>
+              <w:sz w:val="15"/>
+              <w:szCs w:val="15"/>
+            </w:rPr>
+            <w:fldChar w:fldCharType="separate"/>
+          </w:r>
+          <w:r>
+            <w:rPr>
+              <w:rFonts w:ascii="Avenir Next" w:hAnsi="Avenir Next" w:cs="Avenir Next" w:eastAsia="Avenir Next"/>
+              <w:color w:val="5A5F66"/>
+              <w:sz w:val="15"/>
+              <w:szCs w:val="15"/>
+            </w:rPr>
+            <w:t xml:space="preserve">1</w:t>
+          </w:r>
+          <w:r>
+            <w:rPr>
+              <w:rFonts w:ascii="Avenir Next" w:hAnsi="Avenir Next" w:cs="Avenir Next" w:eastAsia="Avenir Next"/>
+              <w:color w:val="5A5F66"/>
+              <w:sz w:val="15"/>
+              <w:szCs w:val="15"/>
+            </w:rPr>
+            <w:fldChar w:fldCharType="end"/>
           </w:r>
         </w:p>
       </w:tc>
@@ -4626,5 +4733,23 @@
       </w:tblCellMar>
     </w:tblPr>
   </w:style>
+  <w:style w:type="paragraph" w:styleId="Heading1">
+    <w:name w:val="heading 1"/>
+    <w:basedOn w:val="Normal"/>
+    <w:pPr>
+      <w:outlineLvl w:val="0"/>
+      <w:keepNext w:val="0"/>
+      <w:keepLines w:val="0"/>
+    </w:pPr>
+  </w:style>
+  <w:style w:type="paragraph" w:styleId="Heading2">
+    <w:name w:val="heading 2"/>
+    <w:basedOn w:val="Normal"/>
+    <w:pPr>
+      <w:outlineLvl w:val="1"/>
+      <w:keepNext w:val="0"/>
+      <w:keepLines w:val="0"/>
+    </w:pPr>
+  </w:style>
 </w:styles>
 </file>